--- a/Document/Word/รายงานฉบับสมบูรณ์.docx
+++ b/Document/Word/รายงานฉบับสมบูรณ์.docx
@@ -501,7 +501,7 @@
       <w:pPr>
         <w:pStyle w:val="p1"/>
         <w:rPr>
-          <w:rFonts w:ascii="TH Sarabun New" w:hAnsi="TH Sarabun New" w:cs="TH Sarabun New" w:hint="cs"/>
+          <w:rFonts w:ascii="TH Sarabun New" w:hAnsi="TH Sarabun New" w:cs="TH Sarabun New"/>
           <w:color w:val="auto"/>
           <w:sz w:val="32"/>
           <w:szCs w:val="32"/>
@@ -1812,7 +1812,7 @@
         <w:spacing w:after="160"/>
         <w:jc w:val="center"/>
         <w:rPr>
-          <w:rFonts w:ascii="TH Sarabun New" w:hAnsi="TH Sarabun New" w:cs="TH Sarabun New" w:hint="cs"/>
+          <w:rFonts w:ascii="TH Sarabun New" w:hAnsi="TH Sarabun New" w:cs="TH Sarabun New"/>
           <w:sz w:val="32"/>
           <w:szCs w:val="32"/>
           <w:cs/>
@@ -2696,7 +2696,7 @@
               <w:pStyle w:val="font-claude-response-body"/>
               <w:spacing w:after="0" w:afterAutospacing="0"/>
               <w:rPr>
-                <w:rFonts w:ascii="TH Sarabun New" w:hAnsi="TH Sarabun New" w:cs="TH Sarabun New" w:hint="cs"/>
+                <w:rFonts w:ascii="TH Sarabun New" w:hAnsi="TH Sarabun New" w:cs="TH Sarabun New"/>
                 <w:sz w:val="32"/>
                 <w:szCs w:val="32"/>
                 <w:cs/>
@@ -2722,7 +2722,7 @@
               <w:spacing w:after="0" w:afterAutospacing="0"/>
               <w:jc w:val="center"/>
               <w:rPr>
-                <w:rFonts w:ascii="TH Sarabun New" w:hAnsi="TH Sarabun New" w:cs="TH Sarabun New" w:hint="cs"/>
+                <w:rFonts w:ascii="TH Sarabun New" w:hAnsi="TH Sarabun New" w:cs="TH Sarabun New"/>
                 <w:sz w:val="32"/>
                 <w:szCs w:val="32"/>
                 <w:cs/>
@@ -2776,7 +2776,7 @@
               <w:spacing w:after="0" w:afterAutospacing="0"/>
               <w:jc w:val="center"/>
               <w:rPr>
-                <w:rFonts w:ascii="TH Sarabun New" w:hAnsi="TH Sarabun New" w:cs="TH Sarabun New" w:hint="cs"/>
+                <w:rFonts w:ascii="TH Sarabun New" w:hAnsi="TH Sarabun New" w:cs="TH Sarabun New"/>
                 <w:sz w:val="32"/>
                 <w:szCs w:val="32"/>
                 <w:cs/>
@@ -2804,7 +2804,7 @@
               <w:pStyle w:val="font-claude-response-body"/>
               <w:spacing w:after="0" w:afterAutospacing="0"/>
               <w:rPr>
-                <w:rFonts w:ascii="TH Sarabun New" w:hAnsi="TH Sarabun New" w:cs="TH Sarabun New" w:hint="cs"/>
+                <w:rFonts w:ascii="TH Sarabun New" w:hAnsi="TH Sarabun New" w:cs="TH Sarabun New"/>
                 <w:sz w:val="32"/>
                 <w:szCs w:val="32"/>
                 <w:cs/>
@@ -2831,7 +2831,7 @@
               <w:spacing w:after="0" w:afterAutospacing="0"/>
               <w:jc w:val="center"/>
               <w:rPr>
-                <w:rFonts w:ascii="TH Sarabun New" w:hAnsi="TH Sarabun New" w:cs="TH Sarabun New" w:hint="cs"/>
+                <w:rFonts w:ascii="TH Sarabun New" w:hAnsi="TH Sarabun New" w:cs="TH Sarabun New"/>
                 <w:sz w:val="32"/>
                 <w:szCs w:val="32"/>
               </w:rPr>
@@ -2964,7 +2964,7 @@
               <w:pStyle w:val="font-claude-response-body"/>
               <w:spacing w:after="0" w:afterAutospacing="0"/>
               <w:rPr>
-                <w:rFonts w:ascii="TH Sarabun New" w:hAnsi="TH Sarabun New" w:cs="TH Sarabun New" w:hint="cs"/>
+                <w:rFonts w:ascii="TH Sarabun New" w:hAnsi="TH Sarabun New" w:cs="TH Sarabun New"/>
                 <w:sz w:val="32"/>
                 <w:szCs w:val="32"/>
                 <w:cs/>
@@ -3537,7 +3537,7 @@
               </w:numPr>
               <w:spacing w:after="0" w:afterAutospacing="0"/>
               <w:rPr>
-                <w:rFonts w:ascii="TH Sarabun New" w:hAnsi="TH Sarabun New" w:cs="TH Sarabun New" w:hint="cs"/>
+                <w:rFonts w:ascii="TH Sarabun New" w:hAnsi="TH Sarabun New" w:cs="TH Sarabun New"/>
                 <w:sz w:val="32"/>
                 <w:szCs w:val="32"/>
                 <w:cs/>
@@ -3943,7 +3943,7 @@
         <w:pStyle w:val="font-claude-response-body"/>
         <w:spacing w:after="0" w:afterAutospacing="0"/>
         <w:rPr>
-          <w:rFonts w:ascii="TH Sarabun New" w:hAnsi="TH Sarabun New" w:cs="TH Sarabun New" w:hint="cs"/>
+          <w:rFonts w:ascii="TH Sarabun New" w:hAnsi="TH Sarabun New" w:cs="TH Sarabun New"/>
           <w:b/>
           <w:bCs/>
           <w:sz w:val="32"/>
@@ -4567,6 +4567,520 @@
         <w:t>)</w:t>
       </w:r>
     </w:p>
+    <w:p>
+      <w:pPr>
+        <w:pStyle w:val="ListParagraph"/>
+        <w:spacing w:after="160"/>
+        <w:rPr>
+          <w:rFonts w:ascii="TH Sarabun New" w:hAnsi="TH Sarabun New" w:cs="TH Sarabun New"/>
+          <w:b/>
+          <w:bCs/>
+          <w:sz w:val="32"/>
+          <w:szCs w:val="32"/>
+        </w:rPr>
+      </w:pPr>
+    </w:p>
+    <w:tbl>
+      <w:tblPr>
+        <w:tblStyle w:val="TableGrid"/>
+        <w:tblW w:w="11906" w:type="dxa"/>
+        <w:jc w:val="center"/>
+        <w:tblLook w:val="04A0" w:firstRow="1" w:lastRow="0" w:firstColumn="1" w:lastColumn="0" w:noHBand="0" w:noVBand="1"/>
+      </w:tblPr>
+      <w:tblGrid>
+        <w:gridCol w:w="11906"/>
+      </w:tblGrid>
+      <w:tr>
+        <w:trPr>
+          <w:jc w:val="center"/>
+        </w:trPr>
+        <w:tc>
+          <w:tcPr>
+            <w:tcW w:w="11906" w:type="dxa"/>
+            <w:vAlign w:val="center"/>
+          </w:tcPr>
+          <w:p>
+            <w:pPr>
+              <w:pStyle w:val="ListParagraph"/>
+              <w:spacing w:after="160"/>
+              <w:ind w:left="0"/>
+              <w:jc w:val="center"/>
+              <w:rPr>
+                <w:rFonts w:ascii="TH Sarabun New" w:hAnsi="TH Sarabun New" w:cs="TH Sarabun New"/>
+                <w:b/>
+                <w:bCs/>
+                <w:sz w:val="32"/>
+                <w:szCs w:val="32"/>
+              </w:rPr>
+            </w:pPr>
+            <w:r>
+              <w:rPr>
+                <w:rFonts w:ascii="TH Sarabun New" w:hAnsi="TH Sarabun New" w:cs="TH Sarabun New"/>
+                <w:b/>
+                <w:bCs/>
+                <w:noProof/>
+                <w:sz w:val="32"/>
+                <w:szCs w:val="32"/>
+                <w14:ligatures w14:val="standardContextual"/>
+              </w:rPr>
+              <w:drawing>
+                <wp:inline distT="0" distB="0" distL="0" distR="0" wp14:anchorId="738C9A12" wp14:editId="44F0529A">
+                  <wp:extent cx="6300000" cy="3545059"/>
+                  <wp:effectExtent l="0" t="0" r="5715" b="0"/>
+                  <wp:docPr id="1876283259" name="Picture 3"/>
+                  <wp:cNvGraphicFramePr>
+                    <a:graphicFrameLocks xmlns:a="http://schemas.openxmlformats.org/drawingml/2006/main" noChangeAspect="1"/>
+                  </wp:cNvGraphicFramePr>
+                  <a:graphic xmlns:a="http://schemas.openxmlformats.org/drawingml/2006/main">
+                    <a:graphicData uri="http://schemas.openxmlformats.org/drawingml/2006/picture">
+                      <pic:pic xmlns:pic="http://schemas.openxmlformats.org/drawingml/2006/picture">
+                        <pic:nvPicPr>
+                          <pic:cNvPr id="1876283259" name="Picture 1876283259"/>
+                          <pic:cNvPicPr/>
+                        </pic:nvPicPr>
+                        <pic:blipFill>
+                          <a:blip r:embed="rId10" cstate="print">
+                            <a:extLst>
+                              <a:ext uri="{28A0092B-C50C-407E-A947-70E740481C1C}">
+                                <a14:useLocalDpi xmlns:a14="http://schemas.microsoft.com/office/drawing/2010/main" val="0"/>
+                              </a:ext>
+                            </a:extLst>
+                          </a:blip>
+                          <a:stretch>
+                            <a:fillRect/>
+                          </a:stretch>
+                        </pic:blipFill>
+                        <pic:spPr>
+                          <a:xfrm>
+                            <a:off x="0" y="0"/>
+                            <a:ext cx="6300000" cy="3545059"/>
+                          </a:xfrm>
+                          <a:prstGeom prst="rect">
+                            <a:avLst/>
+                          </a:prstGeom>
+                        </pic:spPr>
+                      </pic:pic>
+                    </a:graphicData>
+                  </a:graphic>
+                </wp:inline>
+              </w:drawing>
+            </w:r>
+          </w:p>
+        </w:tc>
+      </w:tr>
+      <w:tr>
+        <w:trPr>
+          <w:jc w:val="center"/>
+        </w:trPr>
+        <w:tc>
+          <w:tcPr>
+            <w:tcW w:w="11906" w:type="dxa"/>
+            <w:vAlign w:val="center"/>
+          </w:tcPr>
+          <w:p>
+            <w:pPr>
+              <w:pStyle w:val="ListParagraph"/>
+              <w:spacing w:after="160"/>
+              <w:ind w:left="0"/>
+              <w:jc w:val="center"/>
+              <w:rPr>
+                <w:rFonts w:ascii="TH Sarabun New" w:hAnsi="TH Sarabun New" w:cs="TH Sarabun New"/>
+                <w:b/>
+                <w:bCs/>
+                <w:sz w:val="32"/>
+                <w:szCs w:val="32"/>
+              </w:rPr>
+            </w:pPr>
+          </w:p>
+        </w:tc>
+      </w:tr>
+    </w:tbl>
+    <w:p>
+      <w:pPr>
+        <w:pStyle w:val="ListParagraph"/>
+        <w:spacing w:after="160"/>
+        <w:rPr>
+          <w:rFonts w:ascii="TH Sarabun New" w:hAnsi="TH Sarabun New" w:cs="TH Sarabun New"/>
+          <w:b/>
+          <w:bCs/>
+          <w:sz w:val="32"/>
+          <w:szCs w:val="32"/>
+        </w:rPr>
+      </w:pPr>
+    </w:p>
+    <w:tbl>
+      <w:tblPr>
+        <w:tblStyle w:val="TableGrid"/>
+        <w:tblW w:w="11906" w:type="dxa"/>
+        <w:jc w:val="center"/>
+        <w:tblLook w:val="04A0" w:firstRow="1" w:lastRow="0" w:firstColumn="1" w:lastColumn="0" w:noHBand="0" w:noVBand="1"/>
+      </w:tblPr>
+      <w:tblGrid>
+        <w:gridCol w:w="11906"/>
+      </w:tblGrid>
+      <w:tr>
+        <w:trPr>
+          <w:jc w:val="center"/>
+        </w:trPr>
+        <w:tc>
+          <w:tcPr>
+            <w:tcW w:w="11906" w:type="dxa"/>
+            <w:vAlign w:val="center"/>
+          </w:tcPr>
+          <w:p>
+            <w:pPr>
+              <w:pStyle w:val="ListParagraph"/>
+              <w:spacing w:after="160"/>
+              <w:ind w:left="0"/>
+              <w:jc w:val="center"/>
+              <w:rPr>
+                <w:rFonts w:ascii="TH Sarabun New" w:hAnsi="TH Sarabun New" w:cs="TH Sarabun New"/>
+                <w:b/>
+                <w:bCs/>
+                <w:sz w:val="32"/>
+                <w:szCs w:val="32"/>
+              </w:rPr>
+            </w:pPr>
+            <w:r>
+              <w:rPr>
+                <w:rFonts w:ascii="TH Sarabun New" w:hAnsi="TH Sarabun New" w:cs="TH Sarabun New"/>
+                <w:b/>
+                <w:bCs/>
+                <w:noProof/>
+                <w:sz w:val="32"/>
+                <w:szCs w:val="32"/>
+                <w14:ligatures w14:val="standardContextual"/>
+              </w:rPr>
+              <w:lastRenderedPageBreak/>
+              <w:drawing>
+                <wp:inline distT="0" distB="0" distL="0" distR="0" wp14:anchorId="04F87C75" wp14:editId="3C16EE65">
+                  <wp:extent cx="6300000" cy="3545059"/>
+                  <wp:effectExtent l="0" t="0" r="5715" b="0"/>
+                  <wp:docPr id="463367343" name="Picture 4"/>
+                  <wp:cNvGraphicFramePr>
+                    <a:graphicFrameLocks xmlns:a="http://schemas.openxmlformats.org/drawingml/2006/main" noChangeAspect="1"/>
+                  </wp:cNvGraphicFramePr>
+                  <a:graphic xmlns:a="http://schemas.openxmlformats.org/drawingml/2006/main">
+                    <a:graphicData uri="http://schemas.openxmlformats.org/drawingml/2006/picture">
+                      <pic:pic xmlns:pic="http://schemas.openxmlformats.org/drawingml/2006/picture">
+                        <pic:nvPicPr>
+                          <pic:cNvPr id="463367343" name="Picture 463367343"/>
+                          <pic:cNvPicPr/>
+                        </pic:nvPicPr>
+                        <pic:blipFill>
+                          <a:blip r:embed="rId11" cstate="print">
+                            <a:extLst>
+                              <a:ext uri="{28A0092B-C50C-407E-A947-70E740481C1C}">
+                                <a14:useLocalDpi xmlns:a14="http://schemas.microsoft.com/office/drawing/2010/main" val="0"/>
+                              </a:ext>
+                            </a:extLst>
+                          </a:blip>
+                          <a:stretch>
+                            <a:fillRect/>
+                          </a:stretch>
+                        </pic:blipFill>
+                        <pic:spPr>
+                          <a:xfrm>
+                            <a:off x="0" y="0"/>
+                            <a:ext cx="6300000" cy="3545059"/>
+                          </a:xfrm>
+                          <a:prstGeom prst="rect">
+                            <a:avLst/>
+                          </a:prstGeom>
+                        </pic:spPr>
+                      </pic:pic>
+                    </a:graphicData>
+                  </a:graphic>
+                </wp:inline>
+              </w:drawing>
+            </w:r>
+          </w:p>
+        </w:tc>
+      </w:tr>
+      <w:tr>
+        <w:trPr>
+          <w:jc w:val="center"/>
+        </w:trPr>
+        <w:tc>
+          <w:tcPr>
+            <w:tcW w:w="11906" w:type="dxa"/>
+            <w:vAlign w:val="center"/>
+          </w:tcPr>
+          <w:p>
+            <w:pPr>
+              <w:pStyle w:val="ListParagraph"/>
+              <w:spacing w:after="160"/>
+              <w:ind w:left="0"/>
+              <w:jc w:val="center"/>
+              <w:rPr>
+                <w:rFonts w:ascii="TH Sarabun New" w:hAnsi="TH Sarabun New" w:cs="TH Sarabun New"/>
+                <w:b/>
+                <w:bCs/>
+                <w:sz w:val="32"/>
+                <w:szCs w:val="32"/>
+              </w:rPr>
+            </w:pPr>
+          </w:p>
+        </w:tc>
+      </w:tr>
+    </w:tbl>
+    <w:p>
+      <w:pPr>
+        <w:pStyle w:val="ListParagraph"/>
+        <w:spacing w:after="160"/>
+        <w:rPr>
+          <w:rFonts w:ascii="TH Sarabun New" w:hAnsi="TH Sarabun New" w:cs="TH Sarabun New"/>
+          <w:b/>
+          <w:bCs/>
+          <w:sz w:val="32"/>
+          <w:szCs w:val="32"/>
+        </w:rPr>
+      </w:pPr>
+    </w:p>
+    <w:tbl>
+      <w:tblPr>
+        <w:tblStyle w:val="TableGrid"/>
+        <w:tblW w:w="11906" w:type="dxa"/>
+        <w:jc w:val="center"/>
+        <w:tblLook w:val="04A0" w:firstRow="1" w:lastRow="0" w:firstColumn="1" w:lastColumn="0" w:noHBand="0" w:noVBand="1"/>
+      </w:tblPr>
+      <w:tblGrid>
+        <w:gridCol w:w="11906"/>
+      </w:tblGrid>
+      <w:tr>
+        <w:trPr>
+          <w:jc w:val="center"/>
+        </w:trPr>
+        <w:tc>
+          <w:tcPr>
+            <w:tcW w:w="11906" w:type="dxa"/>
+            <w:vAlign w:val="center"/>
+          </w:tcPr>
+          <w:p>
+            <w:pPr>
+              <w:pStyle w:val="ListParagraph"/>
+              <w:spacing w:after="160"/>
+              <w:ind w:left="0"/>
+              <w:jc w:val="center"/>
+              <w:rPr>
+                <w:rFonts w:ascii="TH Sarabun New" w:hAnsi="TH Sarabun New" w:cs="TH Sarabun New"/>
+                <w:b/>
+                <w:bCs/>
+                <w:sz w:val="32"/>
+                <w:szCs w:val="32"/>
+              </w:rPr>
+            </w:pPr>
+            <w:r>
+              <w:rPr>
+                <w:rFonts w:ascii="TH Sarabun New" w:hAnsi="TH Sarabun New" w:cs="TH Sarabun New"/>
+                <w:b/>
+                <w:bCs/>
+                <w:noProof/>
+                <w:sz w:val="32"/>
+                <w:szCs w:val="32"/>
+                <w14:ligatures w14:val="standardContextual"/>
+              </w:rPr>
+              <w:drawing>
+                <wp:inline distT="0" distB="0" distL="0" distR="0" wp14:anchorId="0462188C" wp14:editId="10583320">
+                  <wp:extent cx="6300000" cy="3545058"/>
+                  <wp:effectExtent l="0" t="0" r="5715" b="0"/>
+                  <wp:docPr id="78040810" name="Picture 5"/>
+                  <wp:cNvGraphicFramePr>
+                    <a:graphicFrameLocks xmlns:a="http://schemas.openxmlformats.org/drawingml/2006/main" noChangeAspect="1"/>
+                  </wp:cNvGraphicFramePr>
+                  <a:graphic xmlns:a="http://schemas.openxmlformats.org/drawingml/2006/main">
+                    <a:graphicData uri="http://schemas.openxmlformats.org/drawingml/2006/picture">
+                      <pic:pic xmlns:pic="http://schemas.openxmlformats.org/drawingml/2006/picture">
+                        <pic:nvPicPr>
+                          <pic:cNvPr id="78040810" name="Picture 78040810"/>
+                          <pic:cNvPicPr/>
+                        </pic:nvPicPr>
+                        <pic:blipFill>
+                          <a:blip r:embed="rId12" cstate="print">
+                            <a:extLst>
+                              <a:ext uri="{28A0092B-C50C-407E-A947-70E740481C1C}">
+                                <a14:useLocalDpi xmlns:a14="http://schemas.microsoft.com/office/drawing/2010/main" val="0"/>
+                              </a:ext>
+                            </a:extLst>
+                          </a:blip>
+                          <a:stretch>
+                            <a:fillRect/>
+                          </a:stretch>
+                        </pic:blipFill>
+                        <pic:spPr>
+                          <a:xfrm>
+                            <a:off x="0" y="0"/>
+                            <a:ext cx="6300000" cy="3545058"/>
+                          </a:xfrm>
+                          <a:prstGeom prst="rect">
+                            <a:avLst/>
+                          </a:prstGeom>
+                        </pic:spPr>
+                      </pic:pic>
+                    </a:graphicData>
+                  </a:graphic>
+                </wp:inline>
+              </w:drawing>
+            </w:r>
+          </w:p>
+        </w:tc>
+      </w:tr>
+      <w:tr>
+        <w:trPr>
+          <w:jc w:val="center"/>
+        </w:trPr>
+        <w:tc>
+          <w:tcPr>
+            <w:tcW w:w="11906" w:type="dxa"/>
+            <w:vAlign w:val="center"/>
+          </w:tcPr>
+          <w:p>
+            <w:pPr>
+              <w:pStyle w:val="ListParagraph"/>
+              <w:spacing w:after="160"/>
+              <w:ind w:left="0"/>
+              <w:jc w:val="center"/>
+              <w:rPr>
+                <w:rFonts w:ascii="TH Sarabun New" w:hAnsi="TH Sarabun New" w:cs="TH Sarabun New"/>
+                <w:b/>
+                <w:bCs/>
+                <w:sz w:val="32"/>
+                <w:szCs w:val="32"/>
+              </w:rPr>
+            </w:pPr>
+          </w:p>
+        </w:tc>
+      </w:tr>
+    </w:tbl>
+    <w:p>
+      <w:pPr>
+        <w:pStyle w:val="ListParagraph"/>
+        <w:spacing w:after="160"/>
+        <w:rPr>
+          <w:rFonts w:ascii="TH Sarabun New" w:hAnsi="TH Sarabun New" w:cs="TH Sarabun New"/>
+          <w:b/>
+          <w:bCs/>
+          <w:sz w:val="32"/>
+          <w:szCs w:val="32"/>
+        </w:rPr>
+      </w:pPr>
+    </w:p>
+    <w:tbl>
+      <w:tblPr>
+        <w:tblStyle w:val="TableGrid"/>
+        <w:tblW w:w="11906" w:type="dxa"/>
+        <w:jc w:val="center"/>
+        <w:tblLook w:val="04A0" w:firstRow="1" w:lastRow="0" w:firstColumn="1" w:lastColumn="0" w:noHBand="0" w:noVBand="1"/>
+      </w:tblPr>
+      <w:tblGrid>
+        <w:gridCol w:w="11906"/>
+      </w:tblGrid>
+      <w:tr>
+        <w:trPr>
+          <w:jc w:val="center"/>
+        </w:trPr>
+        <w:tc>
+          <w:tcPr>
+            <w:tcW w:w="11906" w:type="dxa"/>
+            <w:vAlign w:val="center"/>
+          </w:tcPr>
+          <w:p>
+            <w:pPr>
+              <w:pStyle w:val="ListParagraph"/>
+              <w:spacing w:after="160"/>
+              <w:ind w:left="0"/>
+              <w:jc w:val="center"/>
+              <w:rPr>
+                <w:rFonts w:ascii="TH Sarabun New" w:hAnsi="TH Sarabun New" w:cs="TH Sarabun New"/>
+                <w:b/>
+                <w:bCs/>
+                <w:sz w:val="32"/>
+                <w:szCs w:val="32"/>
+              </w:rPr>
+            </w:pPr>
+            <w:r>
+              <w:rPr>
+                <w:rFonts w:ascii="TH Sarabun New" w:hAnsi="TH Sarabun New" w:cs="TH Sarabun New"/>
+                <w:b/>
+                <w:bCs/>
+                <w:noProof/>
+                <w:sz w:val="32"/>
+                <w:szCs w:val="32"/>
+                <w14:ligatures w14:val="standardContextual"/>
+              </w:rPr>
+              <w:lastRenderedPageBreak/>
+              <w:drawing>
+                <wp:inline distT="0" distB="0" distL="0" distR="0" wp14:anchorId="5C1BB0B5" wp14:editId="64E7F050">
+                  <wp:extent cx="6300000" cy="3545057"/>
+                  <wp:effectExtent l="0" t="0" r="5715" b="0"/>
+                  <wp:docPr id="1038057859" name="Picture 6"/>
+                  <wp:cNvGraphicFramePr>
+                    <a:graphicFrameLocks xmlns:a="http://schemas.openxmlformats.org/drawingml/2006/main" noChangeAspect="1"/>
+                  </wp:cNvGraphicFramePr>
+                  <a:graphic xmlns:a="http://schemas.openxmlformats.org/drawingml/2006/main">
+                    <a:graphicData uri="http://schemas.openxmlformats.org/drawingml/2006/picture">
+                      <pic:pic xmlns:pic="http://schemas.openxmlformats.org/drawingml/2006/picture">
+                        <pic:nvPicPr>
+                          <pic:cNvPr id="1038057859" name="Picture 1038057859"/>
+                          <pic:cNvPicPr/>
+                        </pic:nvPicPr>
+                        <pic:blipFill>
+                          <a:blip r:embed="rId13" cstate="print">
+                            <a:extLst>
+                              <a:ext uri="{28A0092B-C50C-407E-A947-70E740481C1C}">
+                                <a14:useLocalDpi xmlns:a14="http://schemas.microsoft.com/office/drawing/2010/main" val="0"/>
+                              </a:ext>
+                            </a:extLst>
+                          </a:blip>
+                          <a:stretch>
+                            <a:fillRect/>
+                          </a:stretch>
+                        </pic:blipFill>
+                        <pic:spPr>
+                          <a:xfrm>
+                            <a:off x="0" y="0"/>
+                            <a:ext cx="6300000" cy="3545057"/>
+                          </a:xfrm>
+                          <a:prstGeom prst="rect">
+                            <a:avLst/>
+                          </a:prstGeom>
+                        </pic:spPr>
+                      </pic:pic>
+                    </a:graphicData>
+                  </a:graphic>
+                </wp:inline>
+              </w:drawing>
+            </w:r>
+          </w:p>
+        </w:tc>
+      </w:tr>
+      <w:tr>
+        <w:trPr>
+          <w:jc w:val="center"/>
+        </w:trPr>
+        <w:tc>
+          <w:tcPr>
+            <w:tcW w:w="11906" w:type="dxa"/>
+            <w:vAlign w:val="center"/>
+          </w:tcPr>
+          <w:p>
+            <w:pPr>
+              <w:pStyle w:val="ListParagraph"/>
+              <w:spacing w:after="160"/>
+              <w:ind w:left="0"/>
+              <w:jc w:val="center"/>
+              <w:rPr>
+                <w:rFonts w:ascii="TH Sarabun New" w:hAnsi="TH Sarabun New" w:cs="TH Sarabun New"/>
+                <w:b/>
+                <w:bCs/>
+                <w:sz w:val="32"/>
+                <w:szCs w:val="32"/>
+              </w:rPr>
+            </w:pPr>
+          </w:p>
+        </w:tc>
+      </w:tr>
+    </w:tbl>
     <w:p>
       <w:pPr>
         <w:pStyle w:val="ListParagraph"/>
@@ -4620,496 +5134,6 @@
                 <w:szCs w:val="32"/>
                 <w14:ligatures w14:val="standardContextual"/>
               </w:rPr>
-              <w:drawing>
-                <wp:inline distT="0" distB="0" distL="0" distR="0" wp14:anchorId="738C9A12" wp14:editId="0BD97AAA">
-                  <wp:extent cx="4500000" cy="2532185"/>
-                  <wp:effectExtent l="0" t="0" r="0" b="1905"/>
-                  <wp:docPr id="1876283259" name="Picture 3"/>
-                  <wp:cNvGraphicFramePr>
-                    <a:graphicFrameLocks xmlns:a="http://schemas.openxmlformats.org/drawingml/2006/main" noChangeAspect="1"/>
-                  </wp:cNvGraphicFramePr>
-                  <a:graphic xmlns:a="http://schemas.openxmlformats.org/drawingml/2006/main">
-                    <a:graphicData uri="http://schemas.openxmlformats.org/drawingml/2006/picture">
-                      <pic:pic xmlns:pic="http://schemas.openxmlformats.org/drawingml/2006/picture">
-                        <pic:nvPicPr>
-                          <pic:cNvPr id="1876283259" name="Picture 1876283259"/>
-                          <pic:cNvPicPr/>
-                        </pic:nvPicPr>
-                        <pic:blipFill>
-                          <a:blip r:embed="rId10" cstate="print">
-                            <a:extLst>
-                              <a:ext uri="{28A0092B-C50C-407E-A947-70E740481C1C}">
-                                <a14:useLocalDpi xmlns:a14="http://schemas.microsoft.com/office/drawing/2010/main" val="0"/>
-                              </a:ext>
-                            </a:extLst>
-                          </a:blip>
-                          <a:stretch>
-                            <a:fillRect/>
-                          </a:stretch>
-                        </pic:blipFill>
-                        <pic:spPr>
-                          <a:xfrm>
-                            <a:off x="0" y="0"/>
-                            <a:ext cx="4500000" cy="2532185"/>
-                          </a:xfrm>
-                          <a:prstGeom prst="rect">
-                            <a:avLst/>
-                          </a:prstGeom>
-                        </pic:spPr>
-                      </pic:pic>
-                    </a:graphicData>
-                  </a:graphic>
-                </wp:inline>
-              </w:drawing>
-            </w:r>
-          </w:p>
-        </w:tc>
-      </w:tr>
-      <w:tr>
-        <w:tc>
-          <w:tcPr>
-            <w:tcW w:w="9016" w:type="dxa"/>
-            <w:vAlign w:val="center"/>
-          </w:tcPr>
-          <w:p>
-            <w:pPr>
-              <w:pStyle w:val="ListParagraph"/>
-              <w:spacing w:after="160"/>
-              <w:ind w:left="0"/>
-              <w:jc w:val="center"/>
-              <w:rPr>
-                <w:rFonts w:ascii="TH Sarabun New" w:hAnsi="TH Sarabun New" w:cs="TH Sarabun New"/>
-                <w:b/>
-                <w:bCs/>
-                <w:sz w:val="32"/>
-                <w:szCs w:val="32"/>
-              </w:rPr>
-            </w:pPr>
-          </w:p>
-        </w:tc>
-      </w:tr>
-    </w:tbl>
-    <w:p>
-      <w:pPr>
-        <w:pStyle w:val="ListParagraph"/>
-        <w:spacing w:after="160"/>
-        <w:rPr>
-          <w:rFonts w:ascii="TH Sarabun New" w:hAnsi="TH Sarabun New" w:cs="TH Sarabun New"/>
-          <w:b/>
-          <w:bCs/>
-          <w:sz w:val="32"/>
-          <w:szCs w:val="32"/>
-        </w:rPr>
-      </w:pPr>
-    </w:p>
-    <w:tbl>
-      <w:tblPr>
-        <w:tblStyle w:val="TableGrid"/>
-        <w:tblW w:w="0" w:type="auto"/>
-        <w:tblInd w:w="720" w:type="dxa"/>
-        <w:tblLook w:val="04A0" w:firstRow="1" w:lastRow="0" w:firstColumn="1" w:lastColumn="0" w:noHBand="0" w:noVBand="1"/>
-      </w:tblPr>
-      <w:tblGrid>
-        <w:gridCol w:w="8296"/>
-      </w:tblGrid>
-      <w:tr>
-        <w:tc>
-          <w:tcPr>
-            <w:tcW w:w="9016" w:type="dxa"/>
-            <w:vAlign w:val="center"/>
-          </w:tcPr>
-          <w:p>
-            <w:pPr>
-              <w:pStyle w:val="ListParagraph"/>
-              <w:spacing w:after="160"/>
-              <w:ind w:left="0"/>
-              <w:jc w:val="center"/>
-              <w:rPr>
-                <w:rFonts w:ascii="TH Sarabun New" w:hAnsi="TH Sarabun New" w:cs="TH Sarabun New"/>
-                <w:b/>
-                <w:bCs/>
-                <w:sz w:val="32"/>
-                <w:szCs w:val="32"/>
-              </w:rPr>
-            </w:pPr>
-            <w:r>
-              <w:rPr>
-                <w:rFonts w:ascii="TH Sarabun New" w:hAnsi="TH Sarabun New" w:cs="TH Sarabun New"/>
-                <w:b/>
-                <w:bCs/>
-                <w:noProof/>
-                <w:sz w:val="32"/>
-                <w:szCs w:val="32"/>
-                <w14:ligatures w14:val="standardContextual"/>
-              </w:rPr>
-              <w:drawing>
-                <wp:inline distT="0" distB="0" distL="0" distR="0" wp14:anchorId="04F87C75" wp14:editId="237521E4">
-                  <wp:extent cx="4500000" cy="2532185"/>
-                  <wp:effectExtent l="0" t="0" r="0" b="1905"/>
-                  <wp:docPr id="463367343" name="Picture 4"/>
-                  <wp:cNvGraphicFramePr>
-                    <a:graphicFrameLocks xmlns:a="http://schemas.openxmlformats.org/drawingml/2006/main" noChangeAspect="1"/>
-                  </wp:cNvGraphicFramePr>
-                  <a:graphic xmlns:a="http://schemas.openxmlformats.org/drawingml/2006/main">
-                    <a:graphicData uri="http://schemas.openxmlformats.org/drawingml/2006/picture">
-                      <pic:pic xmlns:pic="http://schemas.openxmlformats.org/drawingml/2006/picture">
-                        <pic:nvPicPr>
-                          <pic:cNvPr id="463367343" name="Picture 463367343"/>
-                          <pic:cNvPicPr/>
-                        </pic:nvPicPr>
-                        <pic:blipFill>
-                          <a:blip r:embed="rId11" cstate="print">
-                            <a:extLst>
-                              <a:ext uri="{28A0092B-C50C-407E-A947-70E740481C1C}">
-                                <a14:useLocalDpi xmlns:a14="http://schemas.microsoft.com/office/drawing/2010/main" val="0"/>
-                              </a:ext>
-                            </a:extLst>
-                          </a:blip>
-                          <a:stretch>
-                            <a:fillRect/>
-                          </a:stretch>
-                        </pic:blipFill>
-                        <pic:spPr>
-                          <a:xfrm>
-                            <a:off x="0" y="0"/>
-                            <a:ext cx="4500000" cy="2532185"/>
-                          </a:xfrm>
-                          <a:prstGeom prst="rect">
-                            <a:avLst/>
-                          </a:prstGeom>
-                        </pic:spPr>
-                      </pic:pic>
-                    </a:graphicData>
-                  </a:graphic>
-                </wp:inline>
-              </w:drawing>
-            </w:r>
-          </w:p>
-        </w:tc>
-      </w:tr>
-      <w:tr>
-        <w:tc>
-          <w:tcPr>
-            <w:tcW w:w="9016" w:type="dxa"/>
-            <w:vAlign w:val="center"/>
-          </w:tcPr>
-          <w:p>
-            <w:pPr>
-              <w:pStyle w:val="ListParagraph"/>
-              <w:spacing w:after="160"/>
-              <w:ind w:left="0"/>
-              <w:jc w:val="center"/>
-              <w:rPr>
-                <w:rFonts w:ascii="TH Sarabun New" w:hAnsi="TH Sarabun New" w:cs="TH Sarabun New"/>
-                <w:b/>
-                <w:bCs/>
-                <w:sz w:val="32"/>
-                <w:szCs w:val="32"/>
-              </w:rPr>
-            </w:pPr>
-          </w:p>
-        </w:tc>
-      </w:tr>
-    </w:tbl>
-    <w:p>
-      <w:pPr>
-        <w:pStyle w:val="ListParagraph"/>
-        <w:spacing w:after="160"/>
-        <w:rPr>
-          <w:rFonts w:ascii="TH Sarabun New" w:hAnsi="TH Sarabun New" w:cs="TH Sarabun New"/>
-          <w:b/>
-          <w:bCs/>
-          <w:sz w:val="32"/>
-          <w:szCs w:val="32"/>
-        </w:rPr>
-      </w:pPr>
-    </w:p>
-    <w:tbl>
-      <w:tblPr>
-        <w:tblStyle w:val="TableGrid"/>
-        <w:tblW w:w="0" w:type="auto"/>
-        <w:tblInd w:w="720" w:type="dxa"/>
-        <w:tblLook w:val="04A0" w:firstRow="1" w:lastRow="0" w:firstColumn="1" w:lastColumn="0" w:noHBand="0" w:noVBand="1"/>
-      </w:tblPr>
-      <w:tblGrid>
-        <w:gridCol w:w="8296"/>
-      </w:tblGrid>
-      <w:tr>
-        <w:tc>
-          <w:tcPr>
-            <w:tcW w:w="9016" w:type="dxa"/>
-            <w:vAlign w:val="center"/>
-          </w:tcPr>
-          <w:p>
-            <w:pPr>
-              <w:pStyle w:val="ListParagraph"/>
-              <w:spacing w:after="160"/>
-              <w:ind w:left="0"/>
-              <w:jc w:val="center"/>
-              <w:rPr>
-                <w:rFonts w:ascii="TH Sarabun New" w:hAnsi="TH Sarabun New" w:cs="TH Sarabun New"/>
-                <w:b/>
-                <w:bCs/>
-                <w:sz w:val="32"/>
-                <w:szCs w:val="32"/>
-              </w:rPr>
-            </w:pPr>
-            <w:r>
-              <w:rPr>
-                <w:rFonts w:ascii="TH Sarabun New" w:hAnsi="TH Sarabun New" w:cs="TH Sarabun New"/>
-                <w:b/>
-                <w:bCs/>
-                <w:noProof/>
-                <w:sz w:val="32"/>
-                <w:szCs w:val="32"/>
-                <w14:ligatures w14:val="standardContextual"/>
-              </w:rPr>
-              <w:lastRenderedPageBreak/>
-              <w:drawing>
-                <wp:inline distT="0" distB="0" distL="0" distR="0" wp14:anchorId="0462188C" wp14:editId="0E3007D1">
-                  <wp:extent cx="4500000" cy="2532184"/>
-                  <wp:effectExtent l="0" t="0" r="0" b="1905"/>
-                  <wp:docPr id="78040810" name="Picture 5"/>
-                  <wp:cNvGraphicFramePr>
-                    <a:graphicFrameLocks xmlns:a="http://schemas.openxmlformats.org/drawingml/2006/main" noChangeAspect="1"/>
-                  </wp:cNvGraphicFramePr>
-                  <a:graphic xmlns:a="http://schemas.openxmlformats.org/drawingml/2006/main">
-                    <a:graphicData uri="http://schemas.openxmlformats.org/drawingml/2006/picture">
-                      <pic:pic xmlns:pic="http://schemas.openxmlformats.org/drawingml/2006/picture">
-                        <pic:nvPicPr>
-                          <pic:cNvPr id="78040810" name="Picture 78040810"/>
-                          <pic:cNvPicPr/>
-                        </pic:nvPicPr>
-                        <pic:blipFill>
-                          <a:blip r:embed="rId12" cstate="print">
-                            <a:extLst>
-                              <a:ext uri="{28A0092B-C50C-407E-A947-70E740481C1C}">
-                                <a14:useLocalDpi xmlns:a14="http://schemas.microsoft.com/office/drawing/2010/main" val="0"/>
-                              </a:ext>
-                            </a:extLst>
-                          </a:blip>
-                          <a:stretch>
-                            <a:fillRect/>
-                          </a:stretch>
-                        </pic:blipFill>
-                        <pic:spPr>
-                          <a:xfrm>
-                            <a:off x="0" y="0"/>
-                            <a:ext cx="4500000" cy="2532184"/>
-                          </a:xfrm>
-                          <a:prstGeom prst="rect">
-                            <a:avLst/>
-                          </a:prstGeom>
-                        </pic:spPr>
-                      </pic:pic>
-                    </a:graphicData>
-                  </a:graphic>
-                </wp:inline>
-              </w:drawing>
-            </w:r>
-          </w:p>
-        </w:tc>
-      </w:tr>
-      <w:tr>
-        <w:tc>
-          <w:tcPr>
-            <w:tcW w:w="9016" w:type="dxa"/>
-            <w:vAlign w:val="center"/>
-          </w:tcPr>
-          <w:p>
-            <w:pPr>
-              <w:pStyle w:val="ListParagraph"/>
-              <w:spacing w:after="160"/>
-              <w:ind w:left="0"/>
-              <w:jc w:val="center"/>
-              <w:rPr>
-                <w:rFonts w:ascii="TH Sarabun New" w:hAnsi="TH Sarabun New" w:cs="TH Sarabun New"/>
-                <w:b/>
-                <w:bCs/>
-                <w:sz w:val="32"/>
-                <w:szCs w:val="32"/>
-              </w:rPr>
-            </w:pPr>
-          </w:p>
-        </w:tc>
-      </w:tr>
-    </w:tbl>
-    <w:p>
-      <w:pPr>
-        <w:pStyle w:val="ListParagraph"/>
-        <w:spacing w:after="160"/>
-        <w:rPr>
-          <w:rFonts w:ascii="TH Sarabun New" w:hAnsi="TH Sarabun New" w:cs="TH Sarabun New"/>
-          <w:b/>
-          <w:bCs/>
-          <w:sz w:val="32"/>
-          <w:szCs w:val="32"/>
-        </w:rPr>
-      </w:pPr>
-    </w:p>
-    <w:tbl>
-      <w:tblPr>
-        <w:tblStyle w:val="TableGrid"/>
-        <w:tblW w:w="0" w:type="auto"/>
-        <w:tblInd w:w="720" w:type="dxa"/>
-        <w:tblLook w:val="04A0" w:firstRow="1" w:lastRow="0" w:firstColumn="1" w:lastColumn="0" w:noHBand="0" w:noVBand="1"/>
-      </w:tblPr>
-      <w:tblGrid>
-        <w:gridCol w:w="8296"/>
-      </w:tblGrid>
-      <w:tr>
-        <w:tc>
-          <w:tcPr>
-            <w:tcW w:w="9016" w:type="dxa"/>
-            <w:vAlign w:val="center"/>
-          </w:tcPr>
-          <w:p>
-            <w:pPr>
-              <w:pStyle w:val="ListParagraph"/>
-              <w:spacing w:after="160"/>
-              <w:ind w:left="0"/>
-              <w:jc w:val="center"/>
-              <w:rPr>
-                <w:rFonts w:ascii="TH Sarabun New" w:hAnsi="TH Sarabun New" w:cs="TH Sarabun New"/>
-                <w:b/>
-                <w:bCs/>
-                <w:sz w:val="32"/>
-                <w:szCs w:val="32"/>
-              </w:rPr>
-            </w:pPr>
-            <w:r>
-              <w:rPr>
-                <w:rFonts w:ascii="TH Sarabun New" w:hAnsi="TH Sarabun New" w:cs="TH Sarabun New"/>
-                <w:b/>
-                <w:bCs/>
-                <w:noProof/>
-                <w:sz w:val="32"/>
-                <w:szCs w:val="32"/>
-                <w14:ligatures w14:val="standardContextual"/>
-              </w:rPr>
-              <w:drawing>
-                <wp:inline distT="0" distB="0" distL="0" distR="0" wp14:anchorId="5C1BB0B5" wp14:editId="01D52DB8">
-                  <wp:extent cx="4500000" cy="2532185"/>
-                  <wp:effectExtent l="0" t="0" r="0" b="1905"/>
-                  <wp:docPr id="1038057859" name="Picture 6"/>
-                  <wp:cNvGraphicFramePr>
-                    <a:graphicFrameLocks xmlns:a="http://schemas.openxmlformats.org/drawingml/2006/main" noChangeAspect="1"/>
-                  </wp:cNvGraphicFramePr>
-                  <a:graphic xmlns:a="http://schemas.openxmlformats.org/drawingml/2006/main">
-                    <a:graphicData uri="http://schemas.openxmlformats.org/drawingml/2006/picture">
-                      <pic:pic xmlns:pic="http://schemas.openxmlformats.org/drawingml/2006/picture">
-                        <pic:nvPicPr>
-                          <pic:cNvPr id="1038057859" name="Picture 1038057859"/>
-                          <pic:cNvPicPr/>
-                        </pic:nvPicPr>
-                        <pic:blipFill>
-                          <a:blip r:embed="rId13" cstate="print">
-                            <a:extLst>
-                              <a:ext uri="{28A0092B-C50C-407E-A947-70E740481C1C}">
-                                <a14:useLocalDpi xmlns:a14="http://schemas.microsoft.com/office/drawing/2010/main" val="0"/>
-                              </a:ext>
-                            </a:extLst>
-                          </a:blip>
-                          <a:stretch>
-                            <a:fillRect/>
-                          </a:stretch>
-                        </pic:blipFill>
-                        <pic:spPr>
-                          <a:xfrm>
-                            <a:off x="0" y="0"/>
-                            <a:ext cx="4500000" cy="2532185"/>
-                          </a:xfrm>
-                          <a:prstGeom prst="rect">
-                            <a:avLst/>
-                          </a:prstGeom>
-                        </pic:spPr>
-                      </pic:pic>
-                    </a:graphicData>
-                  </a:graphic>
-                </wp:inline>
-              </w:drawing>
-            </w:r>
-          </w:p>
-        </w:tc>
-      </w:tr>
-      <w:tr>
-        <w:tc>
-          <w:tcPr>
-            <w:tcW w:w="9016" w:type="dxa"/>
-            <w:vAlign w:val="center"/>
-          </w:tcPr>
-          <w:p>
-            <w:pPr>
-              <w:pStyle w:val="ListParagraph"/>
-              <w:spacing w:after="160"/>
-              <w:ind w:left="0"/>
-              <w:jc w:val="center"/>
-              <w:rPr>
-                <w:rFonts w:ascii="TH Sarabun New" w:hAnsi="TH Sarabun New" w:cs="TH Sarabun New"/>
-                <w:b/>
-                <w:bCs/>
-                <w:sz w:val="32"/>
-                <w:szCs w:val="32"/>
-              </w:rPr>
-            </w:pPr>
-          </w:p>
-        </w:tc>
-      </w:tr>
-    </w:tbl>
-    <w:p>
-      <w:pPr>
-        <w:pStyle w:val="ListParagraph"/>
-        <w:spacing w:after="160"/>
-        <w:rPr>
-          <w:rFonts w:ascii="TH Sarabun New" w:hAnsi="TH Sarabun New" w:cs="TH Sarabun New"/>
-          <w:b/>
-          <w:bCs/>
-          <w:sz w:val="32"/>
-          <w:szCs w:val="32"/>
-        </w:rPr>
-      </w:pPr>
-    </w:p>
-    <w:tbl>
-      <w:tblPr>
-        <w:tblStyle w:val="TableGrid"/>
-        <w:tblW w:w="0" w:type="auto"/>
-        <w:tblInd w:w="720" w:type="dxa"/>
-        <w:tblLook w:val="04A0" w:firstRow="1" w:lastRow="0" w:firstColumn="1" w:lastColumn="0" w:noHBand="0" w:noVBand="1"/>
-      </w:tblPr>
-      <w:tblGrid>
-        <w:gridCol w:w="8296"/>
-      </w:tblGrid>
-      <w:tr>
-        <w:tc>
-          <w:tcPr>
-            <w:tcW w:w="9016" w:type="dxa"/>
-            <w:vAlign w:val="center"/>
-          </w:tcPr>
-          <w:p>
-            <w:pPr>
-              <w:pStyle w:val="ListParagraph"/>
-              <w:spacing w:after="160"/>
-              <w:ind w:left="0"/>
-              <w:jc w:val="center"/>
-              <w:rPr>
-                <w:rFonts w:ascii="TH Sarabun New" w:hAnsi="TH Sarabun New" w:cs="TH Sarabun New"/>
-                <w:b/>
-                <w:bCs/>
-                <w:sz w:val="32"/>
-                <w:szCs w:val="32"/>
-              </w:rPr>
-            </w:pPr>
-            <w:r>
-              <w:rPr>
-                <w:rFonts w:ascii="TH Sarabun New" w:hAnsi="TH Sarabun New" w:cs="TH Sarabun New"/>
-                <w:b/>
-                <w:bCs/>
-                <w:noProof/>
-                <w:sz w:val="32"/>
-                <w:szCs w:val="32"/>
-                <w14:ligatures w14:val="standardContextual"/>
-              </w:rPr>
-              <w:lastRenderedPageBreak/>
               <w:drawing>
                 <wp:inline distT="0" distB="0" distL="0" distR="0" wp14:anchorId="7AF484CA" wp14:editId="13E5341E">
                   <wp:extent cx="4500000" cy="2532184"/>
@@ -5291,6 +5315,7 @@
           <w:sz w:val="32"/>
           <w:szCs w:val="32"/>
         </w:rPr>
+        <w:lastRenderedPageBreak/>
         <w:t>Visual Studio Code</w:t>
       </w:r>
       <w:r>
@@ -5559,7 +5584,7 @@
         <w:ind w:left="1152" w:firstLine="288"/>
         <w:jc w:val="thaiDistribute"/>
         <w:rPr>
-          <w:rFonts w:ascii="TH Sarabun New" w:hAnsi="TH Sarabun New" w:cs="TH Sarabun New" w:hint="cs"/>
+          <w:rFonts w:ascii="TH Sarabun New" w:hAnsi="TH Sarabun New" w:cs="TH Sarabun New"/>
           <w:b/>
           <w:bCs/>
           <w:sz w:val="32"/>
@@ -5606,7 +5631,6 @@
           <w:szCs w:val="32"/>
           <w:cs/>
         </w:rPr>
-        <w:lastRenderedPageBreak/>
         <w:t>ปัญญาประดิษฐ์และการประมวลผลภาพ (</w:t>
       </w:r>
       <w:r>
@@ -5907,6 +5931,7 @@
           <w:szCs w:val="32"/>
           <w:cs/>
         </w:rPr>
+        <w:lastRenderedPageBreak/>
         <w:t xml:space="preserve">ในการระบุจุดข้อต่อสำคัญของร่างกายมนุษย์จำนวน </w:t>
       </w:r>
       <w:r>
@@ -6214,17 +6239,7 @@
           <w:szCs w:val="32"/>
           <w:cs/>
         </w:rPr>
-        <w:t xml:space="preserve"> ประการ </w:t>
-      </w:r>
-      <w:r>
-        <w:rPr>
-          <w:rFonts w:ascii="TH Sarabun New" w:hAnsi="TH Sarabun New" w:cs="TH Sarabun New"/>
-          <w:sz w:val="32"/>
-          <w:szCs w:val="32"/>
-          <w:cs/>
-        </w:rPr>
-        <w:lastRenderedPageBreak/>
-        <w:t>ได้แก่ (</w:t>
+        <w:t xml:space="preserve"> ประการ ได้แก่ (</w:t>
       </w:r>
       <w:r>
         <w:rPr>
@@ -6574,6 +6589,7 @@
           <w:sz w:val="32"/>
           <w:szCs w:val="32"/>
         </w:rPr>
+        <w:lastRenderedPageBreak/>
         <w:t xml:space="preserve"> </w:t>
       </w:r>
       <w:r>
@@ -7213,7 +7229,6 @@
           <w:sz w:val="32"/>
           <w:szCs w:val="32"/>
         </w:rPr>
-        <w:lastRenderedPageBreak/>
         <w:t xml:space="preserve"> </w:t>
       </w:r>
       <w:r>
@@ -8135,31 +8150,7 @@
                 <w:szCs w:val="32"/>
                 <w14:ligatures w14:val="standardContextual"/>
               </w:rPr>
-              <w:t>Flow</w:t>
-            </w:r>
-            <w:r>
-              <w:rPr>
-                <w:rFonts w:ascii="TH Sarabun New" w:hAnsi="TH Sarabun New" w:cs="TH Sarabun New"/>
-                <w:b/>
-                <w:bCs/>
-                <w:noProof/>
-                <w:sz w:val="32"/>
-                <w:szCs w:val="32"/>
-                <w14:ligatures w14:val="standardContextual"/>
-              </w:rPr>
-              <w:t>c</w:t>
-            </w:r>
-            <w:r>
-              <w:rPr>
-                <w:rFonts w:ascii="TH Sarabun New" w:hAnsi="TH Sarabun New" w:cs="TH Sarabun New"/>
-                <w:b/>
-                <w:bCs/>
-                <w:noProof/>
-                <w:sz w:val="32"/>
-                <w:szCs w:val="32"/>
-                <w14:ligatures w14:val="standardContextual"/>
-              </w:rPr>
-              <w:t>hart</w:t>
+              <w:t>Flowchart</w:t>
             </w:r>
             <w:r>
               <w:rPr>
@@ -8312,7 +8303,7 @@
               <w:spacing w:after="160"/>
               <w:jc w:val="center"/>
               <w:rPr>
-                <w:rFonts w:ascii="TH Sarabun New" w:hAnsi="TH Sarabun New" w:cs="TH Sarabun New" w:hint="cs"/>
+                <w:rFonts w:ascii="TH Sarabun New" w:hAnsi="TH Sarabun New" w:cs="TH Sarabun New"/>
                 <w:b/>
                 <w:bCs/>
                 <w:sz w:val="32"/>
@@ -8389,7 +8380,7 @@
               <w:spacing w:after="160"/>
               <w:jc w:val="center"/>
               <w:rPr>
-                <w:rFonts w:ascii="TH Sarabun New" w:hAnsi="TH Sarabun New" w:cs="TH Sarabun New" w:hint="cs"/>
+                <w:rFonts w:ascii="TH Sarabun New" w:hAnsi="TH Sarabun New" w:cs="TH Sarabun New"/>
                 <w:b/>
                 <w:bCs/>
                 <w:sz w:val="32"/>
@@ -8510,7 +8501,7 @@
               <w:spacing w:after="160"/>
               <w:jc w:val="center"/>
               <w:rPr>
-                <w:rFonts w:ascii="TH Sarabun New" w:hAnsi="TH Sarabun New" w:cs="TH Sarabun New" w:hint="cs"/>
+                <w:rFonts w:ascii="TH Sarabun New" w:hAnsi="TH Sarabun New" w:cs="TH Sarabun New"/>
                 <w:b/>
                 <w:bCs/>
                 <w:sz w:val="32"/>
@@ -8587,7 +8578,7 @@
               <w:spacing w:after="160"/>
               <w:jc w:val="center"/>
               <w:rPr>
-                <w:rFonts w:ascii="TH Sarabun New" w:hAnsi="TH Sarabun New" w:cs="TH Sarabun New" w:hint="cs"/>
+                <w:rFonts w:ascii="TH Sarabun New" w:hAnsi="TH Sarabun New" w:cs="TH Sarabun New"/>
                 <w:b/>
                 <w:bCs/>
                 <w:sz w:val="32"/>
@@ -8763,7 +8754,7 @@
               <w:spacing w:after="160"/>
               <w:jc w:val="center"/>
               <w:rPr>
-                <w:rFonts w:ascii="TH Sarabun New" w:hAnsi="TH Sarabun New" w:cs="TH Sarabun New" w:hint="cs"/>
+                <w:rFonts w:ascii="TH Sarabun New" w:hAnsi="TH Sarabun New" w:cs="TH Sarabun New"/>
                 <w:b/>
                 <w:bCs/>
                 <w:sz w:val="32"/>
@@ -8949,7 +8940,7 @@
               <w:spacing w:after="160"/>
               <w:jc w:val="center"/>
               <w:rPr>
-                <w:rFonts w:ascii="TH Sarabun New" w:hAnsi="TH Sarabun New" w:cs="TH Sarabun New" w:hint="cs"/>
+                <w:rFonts w:ascii="TH Sarabun New" w:hAnsi="TH Sarabun New" w:cs="TH Sarabun New"/>
                 <w:b/>
                 <w:bCs/>
                 <w:sz w:val="32"/>
@@ -9321,7 +9312,7 @@
               <w:spacing w:after="160"/>
               <w:jc w:val="center"/>
               <w:rPr>
-                <w:rFonts w:ascii="TH Sarabun New" w:hAnsi="TH Sarabun New" w:cs="TH Sarabun New" w:hint="cs"/>
+                <w:rFonts w:ascii="TH Sarabun New" w:hAnsi="TH Sarabun New" w:cs="TH Sarabun New"/>
                 <w:b/>
                 <w:bCs/>
                 <w:sz w:val="32"/>
@@ -9402,7 +9393,7 @@
       <w:pPr>
         <w:spacing w:after="160"/>
         <w:rPr>
-          <w:rFonts w:ascii="TH Sarabun New" w:hAnsi="TH Sarabun New" w:cs="TH Sarabun New" w:hint="cs"/>
+          <w:rFonts w:ascii="TH Sarabun New" w:hAnsi="TH Sarabun New" w:cs="TH Sarabun New"/>
           <w:b/>
           <w:bCs/>
           <w:sz w:val="32"/>
@@ -9881,7 +9872,7 @@
         <w:spacing w:after="160"/>
         <w:ind w:left="1872"/>
         <w:rPr>
-          <w:rFonts w:ascii="TH Sarabun New" w:hAnsi="TH Sarabun New" w:cs="TH Sarabun New" w:hint="cs"/>
+          <w:rFonts w:ascii="TH Sarabun New" w:hAnsi="TH Sarabun New" w:cs="TH Sarabun New"/>
           <w:sz w:val="32"/>
           <w:szCs w:val="32"/>
         </w:rPr>
@@ -9922,7 +9913,7 @@
         <w:ind w:left="1152"/>
         <w:jc w:val="thaiDistribute"/>
         <w:rPr>
-          <w:rFonts w:ascii="TH Sarabun New" w:hAnsi="TH Sarabun New" w:cs="TH Sarabun New" w:hint="cs"/>
+          <w:rFonts w:ascii="TH Sarabun New" w:hAnsi="TH Sarabun New" w:cs="TH Sarabun New"/>
           <w:sz w:val="32"/>
           <w:szCs w:val="32"/>
         </w:rPr>
@@ -14409,7 +14400,7 @@
         <w:ind w:left="360" w:firstLine="360"/>
         <w:jc w:val="thaiDistribute"/>
         <w:rPr>
-          <w:rFonts w:ascii="TH Sarabun New" w:hAnsi="TH Sarabun New" w:cs="TH Sarabun New" w:hint="cs"/>
+          <w:rFonts w:ascii="TH Sarabun New" w:hAnsi="TH Sarabun New" w:cs="TH Sarabun New"/>
           <w:sz w:val="32"/>
           <w:szCs w:val="32"/>
         </w:rPr>
@@ -16823,6 +16814,7 @@
   <w:style w:type="character" w:default="1" w:styleId="DefaultParagraphFont">
     <w:name w:val="Default Paragraph Font"/>
     <w:uiPriority w:val="1"/>
+    <w:semiHidden/>
     <w:unhideWhenUsed/>
   </w:style>
   <w:style w:type="table" w:default="1" w:styleId="TableNormal">

--- a/Document/Word/รายงานฉบับสมบูรณ์.docx
+++ b/Document/Word/รายงานฉบับสมบูรณ์.docx
@@ -842,6 +842,16 @@
         <w:tab/>
         <w:t>สุดท้ายขอขอบคุณเพื่อน ๆ ทุกคน ที่คอยให้ความช่วยเหลือและเป็นกำลังใจในการทำงาน ทำให้โครงงานชิ้นนี้สำเร็จไปด้วยดี</w:t>
       </w:r>
+    </w:p>
+    <w:p>
+      <w:pPr>
+        <w:jc w:val="thaiDistribute"/>
+        <w:rPr>
+          <w:rFonts w:ascii="TH Sarabun New" w:hAnsi="TH Sarabun New" w:cs="TH Sarabun New"/>
+          <w:sz w:val="32"/>
+          <w:szCs w:val="32"/>
+        </w:rPr>
+      </w:pPr>
     </w:p>
     <w:p>
       <w:pPr>
@@ -5097,17 +5107,20 @@
     <w:tbl>
       <w:tblPr>
         <w:tblStyle w:val="TableGrid"/>
-        <w:tblW w:w="0" w:type="auto"/>
-        <w:tblInd w:w="720" w:type="dxa"/>
+        <w:tblW w:w="11906" w:type="dxa"/>
+        <w:jc w:val="center"/>
         <w:tblLook w:val="04A0" w:firstRow="1" w:lastRow="0" w:firstColumn="1" w:lastColumn="0" w:noHBand="0" w:noVBand="1"/>
       </w:tblPr>
       <w:tblGrid>
-        <w:gridCol w:w="8296"/>
+        <w:gridCol w:w="11906"/>
       </w:tblGrid>
       <w:tr>
+        <w:trPr>
+          <w:jc w:val="center"/>
+        </w:trPr>
         <w:tc>
           <w:tcPr>
-            <w:tcW w:w="9016" w:type="dxa"/>
+            <w:tcW w:w="11906" w:type="dxa"/>
             <w:vAlign w:val="center"/>
           </w:tcPr>
           <w:p>
@@ -5135,9 +5148,9 @@
                 <w14:ligatures w14:val="standardContextual"/>
               </w:rPr>
               <w:drawing>
-                <wp:inline distT="0" distB="0" distL="0" distR="0" wp14:anchorId="7AF484CA" wp14:editId="13E5341E">
-                  <wp:extent cx="4500000" cy="2532184"/>
-                  <wp:effectExtent l="0" t="0" r="0" b="1905"/>
+                <wp:inline distT="0" distB="0" distL="0" distR="0" wp14:anchorId="7AF484CA" wp14:editId="320FD379">
+                  <wp:extent cx="6300000" cy="3545058"/>
+                  <wp:effectExtent l="0" t="0" r="5715" b="0"/>
                   <wp:docPr id="258449187" name="Picture 7"/>
                   <wp:cNvGraphicFramePr>
                     <a:graphicFrameLocks xmlns:a="http://schemas.openxmlformats.org/drawingml/2006/main" noChangeAspect="1"/>
@@ -5164,7 +5177,7 @@
                         <pic:spPr>
                           <a:xfrm>
                             <a:off x="0" y="0"/>
-                            <a:ext cx="4500000" cy="2532184"/>
+                            <a:ext cx="6300000" cy="3545058"/>
                           </a:xfrm>
                           <a:prstGeom prst="rect">
                             <a:avLst/>
@@ -5180,9 +5193,12 @@
         </w:tc>
       </w:tr>
       <w:tr>
+        <w:trPr>
+          <w:jc w:val="center"/>
+        </w:trPr>
         <w:tc>
           <w:tcPr>
-            <w:tcW w:w="9016" w:type="dxa"/>
+            <w:tcW w:w="11906" w:type="dxa"/>
             <w:vAlign w:val="center"/>
           </w:tcPr>
           <w:p>
@@ -5315,7 +5331,6 @@
           <w:sz w:val="32"/>
           <w:szCs w:val="32"/>
         </w:rPr>
-        <w:lastRenderedPageBreak/>
         <w:t>Visual Studio Code</w:t>
       </w:r>
       <w:r>
@@ -5788,7 +5803,17 @@
           <w:szCs w:val="32"/>
           <w:cs/>
         </w:rPr>
-        <w:t>ที่ประมวลผลทั้งการระบุตำแหน่งกรอบและการจำแนกประเภทวัตถุในการอนุมานเพียงครั้งเดียว ส่งผลให้มีความเร็วในการประมวลผลสูงเพียงพอต่อการวิเคราะห์สัญญาณภาพแบบเรียลไทม์บนหน่วยประมวลผลกลางทั่วไป โดยโมเดลผ่านการปรับแต่ง (</w:t>
+        <w:t>ที่ประมวลผลทั้งการระบุตำแหน่งกรอบและการจำแนกประเภทวัตถุในการอนุมานเพียงครั้งเดียว ส่งผลให้มีความเร็วในการประมวลผลสูงเพียงพอต่อการวิเคราะห์สัญญาณภาพแบบเรียลไทม์บนหน่วย</w:t>
+      </w:r>
+      <w:r>
+        <w:rPr>
+          <w:rFonts w:ascii="TH Sarabun New" w:hAnsi="TH Sarabun New" w:cs="TH Sarabun New"/>
+          <w:sz w:val="32"/>
+          <w:szCs w:val="32"/>
+          <w:cs/>
+        </w:rPr>
+        <w:lastRenderedPageBreak/>
+        <w:t>ประมวลผลกลางทั่วไป โดยโมเดลผ่านการปรับแต่ง (</w:t>
       </w:r>
       <w:r>
         <w:rPr>
@@ -5931,7 +5956,6 @@
           <w:szCs w:val="32"/>
           <w:cs/>
         </w:rPr>
-        <w:lastRenderedPageBreak/>
         <w:t xml:space="preserve">ในการระบุจุดข้อต่อสำคัญของร่างกายมนุษย์จำนวน </w:t>
       </w:r>
       <w:r>
@@ -6589,7 +6613,6 @@
           <w:sz w:val="32"/>
           <w:szCs w:val="32"/>
         </w:rPr>
-        <w:lastRenderedPageBreak/>
         <w:t xml:space="preserve"> </w:t>
       </w:r>
       <w:r>
@@ -10567,13 +10590,13 @@
     <w:p>
       <w:pPr>
         <w:spacing w:after="160"/>
-        <w:rPr>
-          <w:rFonts w:ascii="TH Sarabun New" w:hAnsi="TH Sarabun New" w:cs="TH Sarabun New"/>
-          <w:b/>
-          <w:bCs/>
-          <w:sz w:val="32"/>
-          <w:szCs w:val="32"/>
-          <w:cs/>
+        <w:jc w:val="center"/>
+        <w:rPr>
+          <w:rFonts w:ascii="TH Sarabun New" w:hAnsi="TH Sarabun New" w:cs="TH Sarabun New"/>
+          <w:b/>
+          <w:bCs/>
+          <w:sz w:val="32"/>
+          <w:szCs w:val="32"/>
         </w:rPr>
       </w:pPr>
       <w:r>
@@ -10587,6 +10610,291 @@
         </w:rPr>
         <w:br w:type="page"/>
       </w:r>
+    </w:p>
+    <w:p>
+      <w:pPr>
+        <w:spacing w:after="160"/>
+        <w:jc w:val="center"/>
+        <w:rPr>
+          <w:rFonts w:ascii="TH Sarabun New" w:hAnsi="TH Sarabun New" w:cs="TH Sarabun New"/>
+          <w:b/>
+          <w:bCs/>
+          <w:sz w:val="32"/>
+          <w:szCs w:val="32"/>
+        </w:rPr>
+      </w:pPr>
+    </w:p>
+    <w:tbl>
+      <w:tblPr>
+        <w:tblStyle w:val="TableGrid"/>
+        <w:tblW w:w="0" w:type="auto"/>
+        <w:jc w:val="center"/>
+        <w:tblLook w:val="04A0" w:firstRow="1" w:lastRow="0" w:firstColumn="1" w:lastColumn="0" w:noHBand="0" w:noVBand="1"/>
+      </w:tblPr>
+      <w:tblGrid>
+        <w:gridCol w:w="1701"/>
+        <w:gridCol w:w="2412"/>
+        <w:gridCol w:w="1701"/>
+      </w:tblGrid>
+      <w:tr>
+        <w:trPr>
+          <w:trHeight w:val="283"/>
+          <w:jc w:val="center"/>
+        </w:trPr>
+        <w:tc>
+          <w:tcPr>
+            <w:tcW w:w="1701" w:type="dxa"/>
+          </w:tcPr>
+          <w:p>
+            <w:pPr>
+              <w:spacing w:after="160"/>
+              <w:jc w:val="right"/>
+              <w:rPr>
+                <w:rFonts w:ascii="TH Sarabun New" w:hAnsi="TH Sarabun New" w:cs="TH Sarabun New" w:hint="cs"/>
+                <w:sz w:val="32"/>
+                <w:szCs w:val="32"/>
+                <w:cs/>
+              </w:rPr>
+            </w:pPr>
+            <w:r>
+              <w:rPr>
+                <w:rFonts w:ascii="TH Sarabun New" w:hAnsi="TH Sarabun New" w:cs="TH Sarabun New"/>
+                <w:sz w:val="32"/>
+                <w:szCs w:val="32"/>
+                <w:cs/>
+              </w:rPr>
+              <w:t>ลงชื่อ</w:t>
+            </w:r>
+          </w:p>
+        </w:tc>
+        <w:tc>
+          <w:tcPr>
+            <w:tcW w:w="2412" w:type="dxa"/>
+            <w:vAlign w:val="center"/>
+          </w:tcPr>
+          <w:p>
+            <w:pPr>
+              <w:spacing w:after="160"/>
+              <w:jc w:val="center"/>
+              <w:rPr>
+                <w:rFonts w:ascii="TH Sarabun New" w:hAnsi="TH Sarabun New" w:cs="TH Sarabun New" w:hint="cs"/>
+                <w:sz w:val="32"/>
+                <w:szCs w:val="32"/>
+              </w:rPr>
+            </w:pPr>
+            <w:r>
+              <w:rPr>
+                <w:rFonts w:ascii="TH Sarabun New" w:hAnsi="TH Sarabun New" w:cs="TH Sarabun New"/>
+                <w:sz w:val="32"/>
+                <w:szCs w:val="32"/>
+              </w:rPr>
+              <w:t>……….</w:t>
+            </w:r>
+            <w:r>
+              <w:rPr>
+                <w:rFonts w:ascii="TH Sarabun New" w:hAnsi="TH Sarabun New" w:cs="TH Sarabun New"/>
+                <w:sz w:val="32"/>
+                <w:szCs w:val="32"/>
+              </w:rPr>
+              <w:t>……….……….……….</w:t>
+            </w:r>
+          </w:p>
+        </w:tc>
+        <w:tc>
+          <w:tcPr>
+            <w:tcW w:w="1701" w:type="dxa"/>
+            <w:vAlign w:val="center"/>
+          </w:tcPr>
+          <w:p>
+            <w:pPr>
+              <w:spacing w:after="160"/>
+              <w:rPr>
+                <w:rFonts w:ascii="TH Sarabun New" w:hAnsi="TH Sarabun New" w:cs="TH Sarabun New" w:hint="cs"/>
+                <w:sz w:val="32"/>
+                <w:szCs w:val="32"/>
+                <w:cs/>
+              </w:rPr>
+            </w:pPr>
+            <w:r>
+              <w:rPr>
+                <w:rFonts w:ascii="TH Sarabun New" w:hAnsi="TH Sarabun New" w:cs="TH Sarabun New"/>
+                <w:sz w:val="32"/>
+                <w:szCs w:val="32"/>
+                <w:cs/>
+              </w:rPr>
+              <w:t>ผู้จัดทำรายงาน</w:t>
+            </w:r>
+          </w:p>
+        </w:tc>
+      </w:tr>
+      <w:tr>
+        <w:trPr>
+          <w:trHeight w:val="283"/>
+          <w:jc w:val="center"/>
+        </w:trPr>
+        <w:tc>
+          <w:tcPr>
+            <w:tcW w:w="1701" w:type="dxa"/>
+            <w:vAlign w:val="center"/>
+          </w:tcPr>
+          <w:p>
+            <w:pPr>
+              <w:spacing w:after="160"/>
+              <w:jc w:val="center"/>
+              <w:rPr>
+                <w:rFonts w:ascii="TH Sarabun New" w:hAnsi="TH Sarabun New" w:cs="TH Sarabun New"/>
+                <w:sz w:val="32"/>
+                <w:szCs w:val="32"/>
+                <w:cs/>
+              </w:rPr>
+            </w:pPr>
+          </w:p>
+        </w:tc>
+        <w:tc>
+          <w:tcPr>
+            <w:tcW w:w="2412" w:type="dxa"/>
+            <w:vAlign w:val="center"/>
+          </w:tcPr>
+          <w:p>
+            <w:pPr>
+              <w:spacing w:after="160"/>
+              <w:jc w:val="center"/>
+              <w:rPr>
+                <w:rFonts w:ascii="TH Sarabun New" w:hAnsi="TH Sarabun New" w:cs="TH Sarabun New" w:hint="cs"/>
+                <w:sz w:val="32"/>
+                <w:szCs w:val="32"/>
+              </w:rPr>
+            </w:pPr>
+            <w:r>
+              <w:rPr>
+                <w:rFonts w:ascii="TH Sarabun New" w:hAnsi="TH Sarabun New" w:cs="TH Sarabun New"/>
+                <w:sz w:val="32"/>
+                <w:szCs w:val="32"/>
+                <w:cs/>
+              </w:rPr>
+              <w:t>(........................................)</w:t>
+            </w:r>
+          </w:p>
+        </w:tc>
+        <w:tc>
+          <w:tcPr>
+            <w:tcW w:w="1701" w:type="dxa"/>
+            <w:vAlign w:val="center"/>
+          </w:tcPr>
+          <w:p>
+            <w:pPr>
+              <w:spacing w:after="160"/>
+              <w:jc w:val="center"/>
+              <w:rPr>
+                <w:rFonts w:ascii="TH Sarabun New" w:hAnsi="TH Sarabun New" w:cs="TH Sarabun New"/>
+                <w:sz w:val="32"/>
+                <w:szCs w:val="32"/>
+                <w:cs/>
+              </w:rPr>
+            </w:pPr>
+          </w:p>
+        </w:tc>
+      </w:tr>
+      <w:tr>
+        <w:trPr>
+          <w:trHeight w:val="283"/>
+          <w:jc w:val="center"/>
+        </w:trPr>
+        <w:tc>
+          <w:tcPr>
+            <w:tcW w:w="1701" w:type="dxa"/>
+            <w:vAlign w:val="center"/>
+          </w:tcPr>
+          <w:p>
+            <w:pPr>
+              <w:spacing w:after="160"/>
+              <w:jc w:val="center"/>
+              <w:rPr>
+                <w:rFonts w:ascii="TH Sarabun New" w:hAnsi="TH Sarabun New" w:cs="TH Sarabun New"/>
+                <w:sz w:val="32"/>
+                <w:szCs w:val="32"/>
+                <w:cs/>
+              </w:rPr>
+            </w:pPr>
+          </w:p>
+        </w:tc>
+        <w:tc>
+          <w:tcPr>
+            <w:tcW w:w="2412" w:type="dxa"/>
+            <w:vAlign w:val="center"/>
+          </w:tcPr>
+          <w:p>
+            <w:pPr>
+              <w:spacing w:after="160"/>
+              <w:jc w:val="center"/>
+              <w:rPr>
+                <w:rFonts w:ascii="TH Sarabun New" w:hAnsi="TH Sarabun New" w:cs="TH Sarabun New"/>
+                <w:sz w:val="32"/>
+                <w:szCs w:val="32"/>
+              </w:rPr>
+            </w:pPr>
+            <w:r>
+              <w:rPr>
+                <w:rFonts w:ascii="TH Sarabun New" w:hAnsi="TH Sarabun New" w:cs="TH Sarabun New"/>
+                <w:sz w:val="32"/>
+                <w:szCs w:val="32"/>
+                <w:cs/>
+              </w:rPr>
+              <w:t>วันที่</w:t>
+            </w:r>
+            <w:r>
+              <w:rPr>
+                <w:rFonts w:ascii="TH Sarabun New" w:hAnsi="TH Sarabun New" w:cs="TH Sarabun New" w:hint="cs"/>
+                <w:sz w:val="32"/>
+                <w:szCs w:val="32"/>
+                <w:cs/>
+              </w:rPr>
+              <w:t xml:space="preserve"> </w:t>
+            </w:r>
+            <w:r>
+              <w:rPr>
+                <w:rFonts w:ascii="TH Sarabun New" w:hAnsi="TH Sarabun New" w:cs="TH Sarabun New"/>
+                <w:sz w:val="32"/>
+                <w:szCs w:val="32"/>
+                <w:cs/>
+              </w:rPr>
+              <w:t>....... /....... /.......</w:t>
+            </w:r>
+          </w:p>
+        </w:tc>
+        <w:tc>
+          <w:tcPr>
+            <w:tcW w:w="1701" w:type="dxa"/>
+            <w:vAlign w:val="center"/>
+          </w:tcPr>
+          <w:p>
+            <w:pPr>
+              <w:spacing w:after="160"/>
+              <w:jc w:val="center"/>
+              <w:rPr>
+                <w:rFonts w:ascii="TH Sarabun New" w:hAnsi="TH Sarabun New" w:cs="TH Sarabun New"/>
+                <w:sz w:val="32"/>
+                <w:szCs w:val="32"/>
+                <w:cs/>
+              </w:rPr>
+            </w:pPr>
+          </w:p>
+        </w:tc>
+      </w:tr>
+    </w:tbl>
+    <w:p>
+      <w:pPr>
+        <w:spacing w:after="160"/>
+        <w:jc w:val="center"/>
+        <w:rPr>
+          <w:rFonts w:ascii="TH Sarabun New" w:hAnsi="TH Sarabun New" w:cs="TH Sarabun New" w:hint="cs"/>
+          <w:b/>
+          <w:bCs/>
+          <w:sz w:val="32"/>
+          <w:szCs w:val="32"/>
+          <w:cs/>
+        </w:rPr>
+      </w:pPr>
     </w:p>
     <w:p>
       <w:pPr>
@@ -10613,7 +10921,6 @@
           <w:szCs w:val="32"/>
           <w:cs/>
         </w:rPr>
-        <w:lastRenderedPageBreak/>
         <w:t>ขอบเขตและข้อจำกัดของโปรแกรมที่พัฒนา</w:t>
       </w:r>
     </w:p>
@@ -16814,7 +17121,6 @@
   <w:style w:type="character" w:default="1" w:styleId="DefaultParagraphFont">
     <w:name w:val="Default Paragraph Font"/>
     <w:uiPriority w:val="1"/>
-    <w:semiHidden/>
     <w:unhideWhenUsed/>
   </w:style>
   <w:style w:type="table" w:default="1" w:styleId="TableNormal">

--- a/Document/Word/รายงานฉบับสมบูรณ์.docx
+++ b/Document/Word/รายงานฉบับสมบูรณ์.docx
@@ -4581,6 +4581,357 @@
       <w:pPr>
         <w:pStyle w:val="ListParagraph"/>
         <w:spacing w:after="160"/>
+        <w:ind w:firstLine="720"/>
+        <w:jc w:val="thaiDistribute"/>
+        <w:rPr>
+          <w:rFonts w:ascii="TH Sarabun New" w:hAnsi="TH Sarabun New" w:cs="TH Sarabun New"/>
+          <w:sz w:val="32"/>
+          <w:szCs w:val="32"/>
+        </w:rPr>
+      </w:pPr>
+      <w:r>
+        <w:rPr>
+          <w:rFonts w:ascii="TH Sarabun New" w:hAnsi="TH Sarabun New" w:cs="TH Sarabun New"/>
+          <w:sz w:val="32"/>
+          <w:szCs w:val="32"/>
+          <w:cs/>
+        </w:rPr>
+        <w:t>แอปพลิเคชัน เซนตรา (</w:t>
+      </w:r>
+      <w:r>
+        <w:rPr>
+          <w:rFonts w:ascii="TH Sarabun New" w:hAnsi="TH Sarabun New" w:cs="TH Sarabun New"/>
+          <w:sz w:val="32"/>
+          <w:szCs w:val="32"/>
+        </w:rPr>
+        <w:t xml:space="preserve">ZENTRA) </w:t>
+      </w:r>
+      <w:r>
+        <w:rPr>
+          <w:rFonts w:ascii="TH Sarabun New" w:hAnsi="TH Sarabun New" w:cs="TH Sarabun New"/>
+          <w:sz w:val="32"/>
+          <w:szCs w:val="32"/>
+          <w:cs/>
+        </w:rPr>
+        <w:t xml:space="preserve">ประกอบด้วย </w:t>
+      </w:r>
+      <w:r>
+        <w:rPr>
+          <w:rFonts w:ascii="TH Sarabun New" w:hAnsi="TH Sarabun New" w:cs="TH Sarabun New"/>
+          <w:sz w:val="32"/>
+          <w:szCs w:val="32"/>
+        </w:rPr>
+        <w:t>5</w:t>
+      </w:r>
+      <w:r>
+        <w:rPr>
+          <w:rFonts w:ascii="TH Sarabun New" w:hAnsi="TH Sarabun New" w:cs="TH Sarabun New"/>
+          <w:sz w:val="32"/>
+          <w:szCs w:val="32"/>
+          <w:cs/>
+        </w:rPr>
+        <w:t xml:space="preserve"> เมนูหลัก คือ </w:t>
+      </w:r>
+      <w:r>
+        <w:rPr>
+          <w:rFonts w:ascii="TH Sarabun New" w:hAnsi="TH Sarabun New" w:cs="TH Sarabun New"/>
+          <w:sz w:val="32"/>
+          <w:szCs w:val="32"/>
+        </w:rPr>
+        <w:t xml:space="preserve">1) </w:t>
+      </w:r>
+      <w:r>
+        <w:rPr>
+          <w:rFonts w:ascii="TH Sarabun New" w:hAnsi="TH Sarabun New" w:cs="TH Sarabun New"/>
+          <w:sz w:val="32"/>
+          <w:szCs w:val="32"/>
+          <w:cs/>
+        </w:rPr>
+        <w:t>แดชบอร์ด (</w:t>
+      </w:r>
+      <w:r>
+        <w:rPr>
+          <w:rFonts w:ascii="TH Sarabun New" w:hAnsi="TH Sarabun New" w:cs="TH Sarabun New"/>
+          <w:sz w:val="32"/>
+          <w:szCs w:val="32"/>
+        </w:rPr>
+        <w:t xml:space="preserve">Dashboard) </w:t>
+      </w:r>
+      <w:r>
+        <w:rPr>
+          <w:rFonts w:ascii="TH Sarabun New" w:hAnsi="TH Sarabun New" w:cs="TH Sarabun New"/>
+          <w:sz w:val="32"/>
+          <w:szCs w:val="32"/>
+          <w:cs/>
+        </w:rPr>
+        <w:t xml:space="preserve">เป็นหน้าแรกเมื่อผู้ใช้งานเข้าสู่แอปพลิเคชัน ทำหน้าที่แสดงภาพรวมการทำงานของระบบ ได้แก่ สถิติการตรวจพบการละเมิดของทั้งสามโมดูล ระยะเวลาการทำงานของระบบและรายการแจ้งเตือนการละเมิดล่าสุด </w:t>
+      </w:r>
+      <w:r>
+        <w:rPr>
+          <w:rFonts w:ascii="TH Sarabun New" w:hAnsi="TH Sarabun New" w:cs="TH Sarabun New"/>
+          <w:sz w:val="32"/>
+          <w:szCs w:val="32"/>
+        </w:rPr>
+        <w:t>2</w:t>
+      </w:r>
+      <w:r>
+        <w:rPr>
+          <w:rFonts w:ascii="TH Sarabun New" w:hAnsi="TH Sarabun New" w:cs="TH Sarabun New"/>
+          <w:sz w:val="32"/>
+          <w:szCs w:val="32"/>
+        </w:rPr>
+        <w:t xml:space="preserve">) </w:t>
+      </w:r>
+      <w:r>
+        <w:rPr>
+          <w:rFonts w:ascii="TH Sarabun New" w:hAnsi="TH Sarabun New" w:cs="TH Sarabun New"/>
+          <w:sz w:val="32"/>
+          <w:szCs w:val="32"/>
+          <w:cs/>
+        </w:rPr>
+        <w:t>กล้อง (</w:t>
+      </w:r>
+      <w:r>
+        <w:rPr>
+          <w:rFonts w:ascii="TH Sarabun New" w:hAnsi="TH Sarabun New" w:cs="TH Sarabun New"/>
+          <w:sz w:val="32"/>
+          <w:szCs w:val="32"/>
+        </w:rPr>
+        <w:t xml:space="preserve">Camera) </w:t>
+      </w:r>
+      <w:r>
+        <w:rPr>
+          <w:rFonts w:ascii="TH Sarabun New" w:hAnsi="TH Sarabun New" w:cs="TH Sarabun New"/>
+          <w:sz w:val="32"/>
+          <w:szCs w:val="32"/>
+          <w:cs/>
+        </w:rPr>
+        <w:t xml:space="preserve">ใช้สำหรับตั้งค่าและกำหนดหน้าที่การตรวจจับของกล้องแต่ละตัว โดยผู้ใช้งานสามารถกำหนดได้ว่ากล้องแต่ละตัวจะเปิดใช้งานโมดูลใดบ้าง </w:t>
+      </w:r>
+      <w:r>
+        <w:rPr>
+          <w:rFonts w:ascii="TH Sarabun New" w:hAnsi="TH Sarabun New" w:cs="TH Sarabun New"/>
+          <w:sz w:val="32"/>
+          <w:szCs w:val="32"/>
+        </w:rPr>
+        <w:t xml:space="preserve">3) </w:t>
+      </w:r>
+      <w:r>
+        <w:rPr>
+          <w:rFonts w:ascii="TH Sarabun New" w:hAnsi="TH Sarabun New" w:cs="TH Sarabun New"/>
+          <w:sz w:val="32"/>
+          <w:szCs w:val="32"/>
+          <w:cs/>
+        </w:rPr>
+        <w:t>กำหนดพื้นที่ (</w:t>
+      </w:r>
+      <w:r>
+        <w:rPr>
+          <w:rFonts w:ascii="TH Sarabun New" w:hAnsi="TH Sarabun New" w:cs="TH Sarabun New"/>
+          <w:sz w:val="32"/>
+          <w:szCs w:val="32"/>
+        </w:rPr>
+        <w:t xml:space="preserve">Zone Configuration) </w:t>
+      </w:r>
+      <w:r>
+        <w:rPr>
+          <w:rFonts w:ascii="TH Sarabun New" w:hAnsi="TH Sarabun New" w:cs="TH Sarabun New"/>
+          <w:sz w:val="32"/>
+          <w:szCs w:val="32"/>
+          <w:cs/>
+        </w:rPr>
+        <w:t>ใช้สำหรับกำหนดขอบเขตพื้นที่อันตรายบนภาพจากกล้องได้อย่างอิสระในรูปแบบรูปหลายเหลี่ยม</w:t>
+      </w:r>
+      <w:r>
+        <w:rPr>
+          <w:rFonts w:ascii="TH Sarabun New" w:hAnsi="TH Sarabun New" w:cs="TH Sarabun New" w:hint="cs"/>
+          <w:sz w:val="32"/>
+          <w:szCs w:val="32"/>
+          <w:cs/>
+        </w:rPr>
+        <w:t xml:space="preserve"> </w:t>
+      </w:r>
+      <w:r>
+        <w:rPr>
+          <w:rFonts w:ascii="TH Sarabun New" w:hAnsi="TH Sarabun New" w:cs="TH Sarabun New"/>
+          <w:sz w:val="32"/>
+          <w:szCs w:val="32"/>
+        </w:rPr>
+        <w:t xml:space="preserve">(Polygon) </w:t>
+      </w:r>
+      <w:r>
+        <w:rPr>
+          <w:rFonts w:ascii="TH Sarabun New" w:hAnsi="TH Sarabun New" w:cs="TH Sarabun New"/>
+          <w:sz w:val="32"/>
+          <w:szCs w:val="32"/>
+          <w:cs/>
+        </w:rPr>
+        <w:t>เพื่อใช้ในการทำงานของโมดูลการกำหนดพื้นที่อันตราย (</w:t>
+      </w:r>
+      <w:r>
+        <w:rPr>
+          <w:rFonts w:ascii="TH Sarabun New" w:hAnsi="TH Sarabun New" w:cs="TH Sarabun New"/>
+          <w:sz w:val="32"/>
+          <w:szCs w:val="32"/>
+        </w:rPr>
+        <w:t xml:space="preserve">Risky Zone Monitoring) 4) </w:t>
+      </w:r>
+      <w:r>
+        <w:rPr>
+          <w:rFonts w:ascii="TH Sarabun New" w:hAnsi="TH Sarabun New" w:cs="TH Sarabun New"/>
+          <w:sz w:val="32"/>
+          <w:szCs w:val="32"/>
+          <w:cs/>
+        </w:rPr>
+        <w:t>ประวัติ (</w:t>
+      </w:r>
+      <w:r>
+        <w:rPr>
+          <w:rFonts w:ascii="TH Sarabun New" w:hAnsi="TH Sarabun New" w:cs="TH Sarabun New"/>
+          <w:sz w:val="32"/>
+          <w:szCs w:val="32"/>
+        </w:rPr>
+        <w:t xml:space="preserve">History) </w:t>
+      </w:r>
+      <w:r>
+        <w:rPr>
+          <w:rFonts w:ascii="TH Sarabun New" w:hAnsi="TH Sarabun New" w:cs="TH Sarabun New"/>
+          <w:sz w:val="32"/>
+          <w:szCs w:val="32"/>
+          <w:cs/>
+        </w:rPr>
+        <w:t xml:space="preserve">ใช้สำหรับตรวจสอบประวัติเหตุการณ์การละเมิดที่ระบบตรวจพบจากทั้งสามโมดูลย้อนหลัง พร้อมทั้งสามารถส่งออกรายงานในรูปแบบไฟล์ </w:t>
+      </w:r>
+      <w:r>
+        <w:rPr>
+          <w:rFonts w:ascii="TH Sarabun New" w:hAnsi="TH Sarabun New" w:cs="TH Sarabun New"/>
+          <w:sz w:val="32"/>
+          <w:szCs w:val="32"/>
+        </w:rPr>
+        <w:t xml:space="preserve">PDF </w:t>
+      </w:r>
+      <w:r>
+        <w:rPr>
+          <w:rFonts w:ascii="TH Sarabun New" w:hAnsi="TH Sarabun New" w:cs="TH Sarabun New"/>
+          <w:sz w:val="32"/>
+          <w:szCs w:val="32"/>
+          <w:cs/>
+        </w:rPr>
+        <w:t xml:space="preserve">และ </w:t>
+      </w:r>
+      <w:r>
+        <w:rPr>
+          <w:rFonts w:ascii="TH Sarabun New" w:hAnsi="TH Sarabun New" w:cs="TH Sarabun New"/>
+          <w:sz w:val="32"/>
+          <w:szCs w:val="32"/>
+        </w:rPr>
+        <w:t xml:space="preserve">CSV </w:t>
+      </w:r>
+      <w:r>
+        <w:rPr>
+          <w:rFonts w:ascii="TH Sarabun New" w:hAnsi="TH Sarabun New" w:cs="TH Sarabun New"/>
+          <w:sz w:val="32"/>
+          <w:szCs w:val="32"/>
+          <w:cs/>
+        </w:rPr>
+        <w:t xml:space="preserve">รวมถึงส่งผ่านช่องทาง </w:t>
+      </w:r>
+      <w:r>
+        <w:rPr>
+          <w:rFonts w:ascii="TH Sarabun New" w:hAnsi="TH Sarabun New" w:cs="TH Sarabun New"/>
+          <w:sz w:val="32"/>
+          <w:szCs w:val="32"/>
+        </w:rPr>
+        <w:t xml:space="preserve">LINE OA </w:t>
+      </w:r>
+      <w:r>
+        <w:rPr>
+          <w:rFonts w:ascii="TH Sarabun New" w:hAnsi="TH Sarabun New" w:cs="TH Sarabun New"/>
+          <w:sz w:val="32"/>
+          <w:szCs w:val="32"/>
+          <w:cs/>
+        </w:rPr>
+        <w:t xml:space="preserve">ได้ </w:t>
+      </w:r>
+      <w:r>
+        <w:rPr>
+          <w:rFonts w:ascii="TH Sarabun New" w:hAnsi="TH Sarabun New" w:cs="TH Sarabun New"/>
+          <w:sz w:val="32"/>
+          <w:szCs w:val="32"/>
+        </w:rPr>
+        <w:t xml:space="preserve">5) </w:t>
+      </w:r>
+      <w:r>
+        <w:rPr>
+          <w:rFonts w:ascii="TH Sarabun New" w:hAnsi="TH Sarabun New" w:cs="TH Sarabun New"/>
+          <w:sz w:val="32"/>
+          <w:szCs w:val="32"/>
+          <w:cs/>
+        </w:rPr>
+        <w:t>ตั้งค่า (</w:t>
+      </w:r>
+      <w:r>
+        <w:rPr>
+          <w:rFonts w:ascii="TH Sarabun New" w:hAnsi="TH Sarabun New" w:cs="TH Sarabun New"/>
+          <w:sz w:val="32"/>
+          <w:szCs w:val="32"/>
+        </w:rPr>
+        <w:t xml:space="preserve">Settings) </w:t>
+      </w:r>
+      <w:r>
+        <w:rPr>
+          <w:rFonts w:ascii="TH Sarabun New" w:hAnsi="TH Sarabun New" w:cs="TH Sarabun New"/>
+          <w:sz w:val="32"/>
+          <w:szCs w:val="32"/>
+          <w:cs/>
+        </w:rPr>
+        <w:t xml:space="preserve">ใช้สำหรับกำหนดค่าการทำงานของระบบโดยละเอียด เช่น การตั้งค่าการแจ้งเตือนผ่าน </w:t>
+      </w:r>
+      <w:r>
+        <w:rPr>
+          <w:rFonts w:ascii="TH Sarabun New" w:hAnsi="TH Sarabun New" w:cs="TH Sarabun New"/>
+          <w:sz w:val="32"/>
+          <w:szCs w:val="32"/>
+        </w:rPr>
+        <w:t xml:space="preserve">LINE OA </w:t>
+      </w:r>
+      <w:r>
+        <w:rPr>
+          <w:rFonts w:ascii="TH Sarabun New" w:hAnsi="TH Sarabun New" w:cs="TH Sarabun New"/>
+          <w:sz w:val="32"/>
+          <w:szCs w:val="32"/>
+          <w:cs/>
+        </w:rPr>
+        <w:t>และการปรับค่าพารามิเตอร์ของระบบตรวจจับด้วยปัญญาประดิษฐ</w:t>
+      </w:r>
+      <w:r>
+        <w:rPr>
+          <w:rFonts w:ascii="TH Sarabun New" w:hAnsi="TH Sarabun New" w:cs="TH Sarabun New" w:hint="cs"/>
+          <w:sz w:val="32"/>
+          <w:szCs w:val="32"/>
+          <w:cs/>
+        </w:rPr>
+        <w:t>์</w:t>
+      </w:r>
+    </w:p>
+    <w:p>
+      <w:pPr>
+        <w:pStyle w:val="ListParagraph"/>
+        <w:spacing w:after="160"/>
+        <w:ind w:firstLine="720"/>
+        <w:jc w:val="thaiDistribute"/>
+        <w:rPr>
+          <w:rFonts w:ascii="TH Sarabun New" w:hAnsi="TH Sarabun New" w:cs="TH Sarabun New" w:hint="cs"/>
+          <w:sz w:val="32"/>
+          <w:szCs w:val="32"/>
+          <w:cs/>
+        </w:rPr>
+      </w:pPr>
+    </w:p>
+    <w:p>
+      <w:pPr>
+        <w:pStyle w:val="ListParagraph"/>
+        <w:spacing w:after="160"/>
         <w:rPr>
           <w:rFonts w:ascii="TH Sarabun New" w:hAnsi="TH Sarabun New" w:cs="TH Sarabun New"/>
           <w:b/>
@@ -4593,20 +4944,33 @@
     <w:tbl>
       <w:tblPr>
         <w:tblStyle w:val="TableGrid"/>
-        <w:tblW w:w="11906" w:type="dxa"/>
+        <w:tblW w:w="11912" w:type="dxa"/>
         <w:jc w:val="center"/>
+        <w:tblBorders>
+          <w:top w:val="none" w:sz="0" w:space="0" w:color="auto"/>
+          <w:left w:val="none" w:sz="0" w:space="0" w:color="auto"/>
+          <w:bottom w:val="none" w:sz="0" w:space="0" w:color="auto"/>
+          <w:right w:val="none" w:sz="0" w:space="0" w:color="auto"/>
+          <w:insideH w:val="none" w:sz="0" w:space="0" w:color="auto"/>
+          <w:insideV w:val="none" w:sz="0" w:space="0" w:color="auto"/>
+        </w:tblBorders>
         <w:tblLook w:val="04A0" w:firstRow="1" w:lastRow="0" w:firstColumn="1" w:lastColumn="0" w:noHBand="0" w:noVBand="1"/>
       </w:tblPr>
       <w:tblGrid>
-        <w:gridCol w:w="11906"/>
+        <w:gridCol w:w="5954"/>
+        <w:gridCol w:w="5952"/>
+        <w:gridCol w:w="6"/>
       </w:tblGrid>
       <w:tr>
         <w:trPr>
+          <w:gridAfter w:val="1"/>
+          <w:wAfter w:w="6" w:type="dxa"/>
           <w:jc w:val="center"/>
         </w:trPr>
         <w:tc>
           <w:tcPr>
             <w:tcW w:w="11906" w:type="dxa"/>
+            <w:gridSpan w:val="2"/>
             <w:vAlign w:val="center"/>
           </w:tcPr>
           <w:p>
@@ -4634,9 +4998,17 @@
                 <w14:ligatures w14:val="standardContextual"/>
               </w:rPr>
               <w:drawing>
-                <wp:inline distT="0" distB="0" distL="0" distR="0" wp14:anchorId="738C9A12" wp14:editId="44F0529A">
-                  <wp:extent cx="6300000" cy="3545059"/>
-                  <wp:effectExtent l="0" t="0" r="5715" b="0"/>
+                <wp:anchor distT="0" distB="0" distL="114300" distR="114300" simplePos="0" relativeHeight="251664384" behindDoc="0" locked="0" layoutInCell="1" allowOverlap="1" wp14:anchorId="738C9A12" wp14:editId="03CCDD96">
+                  <wp:simplePos x="0" y="0"/>
+                  <wp:positionH relativeFrom="margin">
+                    <wp:align>center</wp:align>
+                  </wp:positionH>
+                  <wp:positionV relativeFrom="paragraph">
+                    <wp:posOffset>-5103495</wp:posOffset>
+                  </wp:positionV>
+                  <wp:extent cx="3600000" cy="2025572"/>
+                  <wp:effectExtent l="0" t="0" r="635" b="0"/>
+                  <wp:wrapSquare wrapText="bothSides"/>
                   <wp:docPr id="1876283259" name="Picture 3"/>
                   <wp:cNvGraphicFramePr>
                     <a:graphicFrameLocks xmlns:a="http://schemas.openxmlformats.org/drawingml/2006/main" noChangeAspect="1"/>
@@ -4663,7 +5035,7 @@
                         <pic:spPr>
                           <a:xfrm>
                             <a:off x="0" y="0"/>
-                            <a:ext cx="6300000" cy="3545059"/>
+                            <a:ext cx="3600000" cy="2025572"/>
                           </a:xfrm>
                           <a:prstGeom prst="rect">
                             <a:avLst/>
@@ -4672,7 +5044,13 @@
                       </pic:pic>
                     </a:graphicData>
                   </a:graphic>
-                </wp:inline>
+                  <wp14:sizeRelH relativeFrom="margin">
+                    <wp14:pctWidth>0</wp14:pctWidth>
+                  </wp14:sizeRelH>
+                  <wp14:sizeRelV relativeFrom="margin">
+                    <wp14:pctHeight>0</wp14:pctHeight>
+                  </wp14:sizeRelV>
+                </wp:anchor>
               </w:drawing>
             </w:r>
           </w:p>
@@ -4680,11 +5058,14 @@
       </w:tr>
       <w:tr>
         <w:trPr>
+          <w:gridAfter w:val="1"/>
+          <w:wAfter w:w="6" w:type="dxa"/>
           <w:jc w:val="center"/>
         </w:trPr>
         <w:tc>
           <w:tcPr>
             <w:tcW w:w="11906" w:type="dxa"/>
+            <w:gridSpan w:val="2"/>
             <w:vAlign w:val="center"/>
           </w:tcPr>
           <w:p>
@@ -4695,46 +5076,65 @@
               <w:jc w:val="center"/>
               <w:rPr>
                 <w:rFonts w:ascii="TH Sarabun New" w:hAnsi="TH Sarabun New" w:cs="TH Sarabun New"/>
-                <w:b/>
-                <w:bCs/>
                 <w:sz w:val="32"/>
                 <w:szCs w:val="32"/>
               </w:rPr>
             </w:pPr>
+            <w:r>
+              <w:rPr>
+                <w:rFonts w:ascii="TH Sarabun New" w:hAnsi="TH Sarabun New" w:cs="TH Sarabun New" w:hint="cs"/>
+                <w:sz w:val="32"/>
+                <w:szCs w:val="32"/>
+                <w:cs/>
+              </w:rPr>
+              <w:t>ภา</w:t>
+            </w:r>
+            <w:r>
+              <w:rPr>
+                <w:rFonts w:ascii="TH Sarabun New" w:hAnsi="TH Sarabun New" w:cs="TH Sarabun New" w:hint="cs"/>
+                <w:sz w:val="32"/>
+                <w:szCs w:val="32"/>
+                <w:cs/>
+              </w:rPr>
+              <w:t>พร่างตัวอย่างของหน้าแดชบอร์ด</w:t>
+            </w:r>
+            <w:r>
+              <w:rPr>
+                <w:rFonts w:ascii="TH Sarabun New" w:hAnsi="TH Sarabun New" w:cs="TH Sarabun New" w:hint="cs"/>
+                <w:sz w:val="32"/>
+                <w:szCs w:val="32"/>
+                <w:cs/>
+              </w:rPr>
+              <w:t xml:space="preserve"> </w:t>
+            </w:r>
+            <w:r>
+              <w:rPr>
+                <w:rFonts w:ascii="TH Sarabun New" w:hAnsi="TH Sarabun New" w:cs="TH Sarabun New"/>
+                <w:sz w:val="32"/>
+                <w:szCs w:val="32"/>
+              </w:rPr>
+              <w:t>(Dashboard)</w:t>
+            </w:r>
           </w:p>
         </w:tc>
       </w:tr>
-    </w:tbl>
-    <w:p>
-      <w:pPr>
-        <w:pStyle w:val="ListParagraph"/>
-        <w:spacing w:after="160"/>
-        <w:rPr>
-          <w:rFonts w:ascii="TH Sarabun New" w:hAnsi="TH Sarabun New" w:cs="TH Sarabun New"/>
-          <w:b/>
-          <w:bCs/>
-          <w:sz w:val="32"/>
-          <w:szCs w:val="32"/>
-        </w:rPr>
-      </w:pPr>
-    </w:p>
-    <w:tbl>
-      <w:tblPr>
-        <w:tblStyle w:val="TableGrid"/>
-        <w:tblW w:w="11906" w:type="dxa"/>
-        <w:jc w:val="center"/>
-        <w:tblLook w:val="04A0" w:firstRow="1" w:lastRow="0" w:firstColumn="1" w:lastColumn="0" w:noHBand="0" w:noVBand="1"/>
-      </w:tblPr>
-      <w:tblGrid>
-        <w:gridCol w:w="11906"/>
-      </w:tblGrid>
       <w:tr>
+        <w:tblPrEx>
+          <w:tblBorders>
+            <w:top w:val="single" w:sz="4" w:space="0" w:color="auto"/>
+            <w:left w:val="single" w:sz="4" w:space="0" w:color="auto"/>
+            <w:bottom w:val="single" w:sz="4" w:space="0" w:color="auto"/>
+            <w:right w:val="single" w:sz="4" w:space="0" w:color="auto"/>
+            <w:insideH w:val="single" w:sz="4" w:space="0" w:color="auto"/>
+            <w:insideV w:val="single" w:sz="4" w:space="0" w:color="auto"/>
+          </w:tblBorders>
+        </w:tblPrEx>
         <w:trPr>
           <w:jc w:val="center"/>
         </w:trPr>
         <w:tc>
           <w:tcPr>
-            <w:tcW w:w="11906" w:type="dxa"/>
+            <w:tcW w:w="5954" w:type="dxa"/>
             <w:vAlign w:val="center"/>
           </w:tcPr>
           <w:p>
@@ -4742,7 +5142,6 @@
               <w:pStyle w:val="ListParagraph"/>
               <w:spacing w:after="160"/>
               <w:ind w:left="0"/>
-              <w:jc w:val="center"/>
               <w:rPr>
                 <w:rFonts w:ascii="TH Sarabun New" w:hAnsi="TH Sarabun New" w:cs="TH Sarabun New"/>
                 <w:b/>
@@ -4763,10 +5162,18 @@
               </w:rPr>
               <w:lastRenderedPageBreak/>
               <w:drawing>
-                <wp:inline distT="0" distB="0" distL="0" distR="0" wp14:anchorId="04F87C75" wp14:editId="3C16EE65">
-                  <wp:extent cx="6300000" cy="3545059"/>
-                  <wp:effectExtent l="0" t="0" r="5715" b="0"/>
-                  <wp:docPr id="463367343" name="Picture 4"/>
+                <wp:anchor distT="0" distB="0" distL="114300" distR="114300" simplePos="0" relativeHeight="251665408" behindDoc="0" locked="0" layoutInCell="1" allowOverlap="1" wp14:anchorId="5CF13757" wp14:editId="22218E54">
+                  <wp:simplePos x="0" y="0"/>
+                  <wp:positionH relativeFrom="column">
+                    <wp:posOffset>153670</wp:posOffset>
+                  </wp:positionH>
+                  <wp:positionV relativeFrom="paragraph">
+                    <wp:posOffset>-2401570</wp:posOffset>
+                  </wp:positionV>
+                  <wp:extent cx="3599815" cy="2025650"/>
+                  <wp:effectExtent l="0" t="0" r="635" b="0"/>
+                  <wp:wrapSquare wrapText="bothSides"/>
+                  <wp:docPr id="1986507760" name="Picture 1"/>
                   <wp:cNvGraphicFramePr>
                     <a:graphicFrameLocks xmlns:a="http://schemas.openxmlformats.org/drawingml/2006/main" noChangeAspect="1"/>
                   </wp:cNvGraphicFramePr>
@@ -4774,7 +5181,7 @@
                     <a:graphicData uri="http://schemas.openxmlformats.org/drawingml/2006/picture">
                       <pic:pic xmlns:pic="http://schemas.openxmlformats.org/drawingml/2006/picture">
                         <pic:nvPicPr>
-                          <pic:cNvPr id="463367343" name="Picture 463367343"/>
+                          <pic:cNvPr id="1986507760" name="Picture 1986507760"/>
                           <pic:cNvPicPr/>
                         </pic:nvPicPr>
                         <pic:blipFill>
@@ -4792,7 +5199,7 @@
                         <pic:spPr>
                           <a:xfrm>
                             <a:off x="0" y="0"/>
-                            <a:ext cx="6300000" cy="3545059"/>
+                            <a:ext cx="3599815" cy="2025650"/>
                           </a:xfrm>
                           <a:prstGeom prst="rect">
                             <a:avLst/>
@@ -4801,19 +5208,21 @@
                       </pic:pic>
                     </a:graphicData>
                   </a:graphic>
-                </wp:inline>
+                  <wp14:sizeRelH relativeFrom="margin">
+                    <wp14:pctWidth>0</wp14:pctWidth>
+                  </wp14:sizeRelH>
+                  <wp14:sizeRelV relativeFrom="margin">
+                    <wp14:pctHeight>0</wp14:pctHeight>
+                  </wp14:sizeRelV>
+                </wp:anchor>
               </w:drawing>
             </w:r>
           </w:p>
         </w:tc>
-      </w:tr>
-      <w:tr>
-        <w:trPr>
-          <w:jc w:val="center"/>
-        </w:trPr>
         <w:tc>
           <w:tcPr>
-            <w:tcW w:w="11906" w:type="dxa"/>
+            <w:tcW w:w="5953" w:type="dxa"/>
+            <w:gridSpan w:val="2"/>
             <w:vAlign w:val="center"/>
           </w:tcPr>
           <w:p>
@@ -4821,68 +5230,8 @@
               <w:pStyle w:val="ListParagraph"/>
               <w:spacing w:after="160"/>
               <w:ind w:left="0"/>
-              <w:jc w:val="center"/>
-              <w:rPr>
-                <w:rFonts w:ascii="TH Sarabun New" w:hAnsi="TH Sarabun New" w:cs="TH Sarabun New"/>
-                <w:b/>
-                <w:bCs/>
-                <w:sz w:val="32"/>
-                <w:szCs w:val="32"/>
-              </w:rPr>
-            </w:pPr>
-          </w:p>
-        </w:tc>
-      </w:tr>
-    </w:tbl>
-    <w:p>
-      <w:pPr>
-        <w:pStyle w:val="ListParagraph"/>
-        <w:spacing w:after="160"/>
-        <w:rPr>
-          <w:rFonts w:ascii="TH Sarabun New" w:hAnsi="TH Sarabun New" w:cs="TH Sarabun New"/>
-          <w:b/>
-          <w:bCs/>
-          <w:sz w:val="32"/>
-          <w:szCs w:val="32"/>
-        </w:rPr>
-      </w:pPr>
-    </w:p>
-    <w:tbl>
-      <w:tblPr>
-        <w:tblStyle w:val="TableGrid"/>
-        <w:tblW w:w="11906" w:type="dxa"/>
-        <w:jc w:val="center"/>
-        <w:tblLook w:val="04A0" w:firstRow="1" w:lastRow="0" w:firstColumn="1" w:lastColumn="0" w:noHBand="0" w:noVBand="1"/>
-      </w:tblPr>
-      <w:tblGrid>
-        <w:gridCol w:w="11906"/>
-      </w:tblGrid>
-      <w:tr>
-        <w:trPr>
-          <w:jc w:val="center"/>
-        </w:trPr>
-        <w:tc>
-          <w:tcPr>
-            <w:tcW w:w="11906" w:type="dxa"/>
-            <w:vAlign w:val="center"/>
-          </w:tcPr>
-          <w:p>
-            <w:pPr>
-              <w:pStyle w:val="ListParagraph"/>
-              <w:spacing w:after="160"/>
-              <w:ind w:left="0"/>
-              <w:jc w:val="center"/>
-              <w:rPr>
-                <w:rFonts w:ascii="TH Sarabun New" w:hAnsi="TH Sarabun New" w:cs="TH Sarabun New"/>
-                <w:b/>
-                <w:bCs/>
-                <w:sz w:val="32"/>
-                <w:szCs w:val="32"/>
-              </w:rPr>
-            </w:pPr>
-            <w:r>
-              <w:rPr>
-                <w:rFonts w:ascii="TH Sarabun New" w:hAnsi="TH Sarabun New" w:cs="TH Sarabun New"/>
+              <w:rPr>
+                <w:rFonts w:ascii="TH Sarabun New" w:hAnsi="TH Sarabun New" w:cs="TH Sarabun New" w:hint="cs"/>
                 <w:b/>
                 <w:bCs/>
                 <w:noProof/>
@@ -4890,11 +5239,30 @@
                 <w:szCs w:val="32"/>
                 <w14:ligatures w14:val="standardContextual"/>
               </w:rPr>
+            </w:pPr>
+            <w:r>
+              <w:rPr>
+                <w:rFonts w:ascii="TH Sarabun New" w:hAnsi="TH Sarabun New" w:cs="TH Sarabun New" w:hint="cs"/>
+                <w:b/>
+                <w:bCs/>
+                <w:noProof/>
+                <w:sz w:val="32"/>
+                <w:szCs w:val="32"/>
+                <w14:ligatures w14:val="standardContextual"/>
+              </w:rPr>
               <w:drawing>
-                <wp:inline distT="0" distB="0" distL="0" distR="0" wp14:anchorId="0462188C" wp14:editId="10583320">
-                  <wp:extent cx="6300000" cy="3545058"/>
-                  <wp:effectExtent l="0" t="0" r="5715" b="0"/>
-                  <wp:docPr id="78040810" name="Picture 5"/>
+                <wp:anchor distT="0" distB="0" distL="114300" distR="114300" simplePos="0" relativeHeight="251666432" behindDoc="0" locked="0" layoutInCell="1" allowOverlap="1" wp14:anchorId="06A00E28" wp14:editId="77CB0636">
+                  <wp:simplePos x="0" y="0"/>
+                  <wp:positionH relativeFrom="column">
+                    <wp:posOffset>-161290</wp:posOffset>
+                  </wp:positionH>
+                  <wp:positionV relativeFrom="paragraph">
+                    <wp:posOffset>-1107440</wp:posOffset>
+                  </wp:positionV>
+                  <wp:extent cx="3599815" cy="2025650"/>
+                  <wp:effectExtent l="0" t="0" r="635" b="0"/>
+                  <wp:wrapSquare wrapText="bothSides"/>
+                  <wp:docPr id="1024913810" name="Picture 3"/>
                   <wp:cNvGraphicFramePr>
                     <a:graphicFrameLocks xmlns:a="http://schemas.openxmlformats.org/drawingml/2006/main" noChangeAspect="1"/>
                   </wp:cNvGraphicFramePr>
@@ -4902,7 +5270,7 @@
                     <a:graphicData uri="http://schemas.openxmlformats.org/drawingml/2006/picture">
                       <pic:pic xmlns:pic="http://schemas.openxmlformats.org/drawingml/2006/picture">
                         <pic:nvPicPr>
-                          <pic:cNvPr id="78040810" name="Picture 78040810"/>
+                          <pic:cNvPr id="1024913810" name="Picture 1024913810"/>
                           <pic:cNvPicPr/>
                         </pic:nvPicPr>
                         <pic:blipFill>
@@ -4920,7 +5288,7 @@
                         <pic:spPr>
                           <a:xfrm>
                             <a:off x="0" y="0"/>
-                            <a:ext cx="6300000" cy="3545058"/>
+                            <a:ext cx="3599815" cy="2025650"/>
                           </a:xfrm>
                           <a:prstGeom prst="rect">
                             <a:avLst/>
@@ -4929,19 +5297,35 @@
                       </pic:pic>
                     </a:graphicData>
                   </a:graphic>
-                </wp:inline>
+                  <wp14:sizeRelH relativeFrom="margin">
+                    <wp14:pctWidth>0</wp14:pctWidth>
+                  </wp14:sizeRelH>
+                  <wp14:sizeRelV relativeFrom="margin">
+                    <wp14:pctHeight>0</wp14:pctHeight>
+                  </wp14:sizeRelV>
+                </wp:anchor>
               </w:drawing>
             </w:r>
           </w:p>
         </w:tc>
       </w:tr>
       <w:tr>
+        <w:tblPrEx>
+          <w:tblBorders>
+            <w:top w:val="single" w:sz="4" w:space="0" w:color="auto"/>
+            <w:left w:val="single" w:sz="4" w:space="0" w:color="auto"/>
+            <w:bottom w:val="single" w:sz="4" w:space="0" w:color="auto"/>
+            <w:right w:val="single" w:sz="4" w:space="0" w:color="auto"/>
+            <w:insideH w:val="single" w:sz="4" w:space="0" w:color="auto"/>
+            <w:insideV w:val="single" w:sz="4" w:space="0" w:color="auto"/>
+          </w:tblBorders>
+        </w:tblPrEx>
         <w:trPr>
           <w:jc w:val="center"/>
         </w:trPr>
         <w:tc>
           <w:tcPr>
-            <w:tcW w:w="11906" w:type="dxa"/>
+            <w:tcW w:w="5954" w:type="dxa"/>
             <w:vAlign w:val="center"/>
           </w:tcPr>
           <w:p>
@@ -4958,6 +5342,126 @@
                 <w:szCs w:val="32"/>
               </w:rPr>
             </w:pPr>
+            <w:r>
+              <w:rPr>
+                <w:rFonts w:ascii="TH Sarabun New" w:hAnsi="TH Sarabun New" w:cs="TH Sarabun New" w:hint="cs"/>
+                <w:sz w:val="32"/>
+                <w:szCs w:val="32"/>
+                <w:cs/>
+              </w:rPr>
+              <w:t>ภา</w:t>
+            </w:r>
+            <w:r>
+              <w:rPr>
+                <w:rFonts w:ascii="TH Sarabun New" w:hAnsi="TH Sarabun New" w:cs="TH Sarabun New" w:hint="cs"/>
+                <w:sz w:val="32"/>
+                <w:szCs w:val="32"/>
+                <w:cs/>
+              </w:rPr>
+              <w:t>พร่างตัวอย่างของหน้า</w:t>
+            </w:r>
+            <w:r>
+              <w:rPr>
+                <w:rFonts w:ascii="TH Sarabun New" w:hAnsi="TH Sarabun New" w:cs="TH Sarabun New" w:hint="cs"/>
+                <w:sz w:val="32"/>
+                <w:szCs w:val="32"/>
+                <w:cs/>
+              </w:rPr>
+              <w:t>กล้อง</w:t>
+            </w:r>
+            <w:r>
+              <w:rPr>
+                <w:rFonts w:ascii="TH Sarabun New" w:hAnsi="TH Sarabun New" w:cs="TH Sarabun New"/>
+                <w:sz w:val="32"/>
+                <w:szCs w:val="32"/>
+              </w:rPr>
+              <w:t xml:space="preserve"> (Cameras)</w:t>
+            </w:r>
+          </w:p>
+        </w:tc>
+        <w:tc>
+          <w:tcPr>
+            <w:tcW w:w="5953" w:type="dxa"/>
+            <w:gridSpan w:val="2"/>
+            <w:vAlign w:val="center"/>
+          </w:tcPr>
+          <w:p>
+            <w:pPr>
+              <w:pStyle w:val="ListParagraph"/>
+              <w:spacing w:after="160"/>
+              <w:ind w:left="0"/>
+              <w:jc w:val="center"/>
+              <w:rPr>
+                <w:rFonts w:ascii="TH Sarabun New" w:hAnsi="TH Sarabun New" w:cs="TH Sarabun New" w:hint="cs"/>
+                <w:b/>
+                <w:bCs/>
+                <w:sz w:val="32"/>
+                <w:szCs w:val="32"/>
+              </w:rPr>
+            </w:pPr>
+            <w:r>
+              <w:rPr>
+                <w:rFonts w:ascii="TH Sarabun New" w:hAnsi="TH Sarabun New" w:cs="TH Sarabun New" w:hint="cs"/>
+                <w:sz w:val="32"/>
+                <w:szCs w:val="32"/>
+                <w:cs/>
+              </w:rPr>
+              <w:t>ภา</w:t>
+            </w:r>
+            <w:r>
+              <w:rPr>
+                <w:rFonts w:ascii="TH Sarabun New" w:hAnsi="TH Sarabun New" w:cs="TH Sarabun New" w:hint="cs"/>
+                <w:sz w:val="32"/>
+                <w:szCs w:val="32"/>
+                <w:cs/>
+              </w:rPr>
+              <w:t>พร่างตัวอย่างของหน้</w:t>
+            </w:r>
+            <w:r>
+              <w:rPr>
+                <w:rFonts w:ascii="TH Sarabun New" w:hAnsi="TH Sarabun New" w:cs="TH Sarabun New" w:hint="cs"/>
+                <w:sz w:val="32"/>
+                <w:szCs w:val="32"/>
+                <w:cs/>
+              </w:rPr>
+              <w:t>า</w:t>
+            </w:r>
+            <w:r>
+              <w:rPr>
+                <w:rFonts w:ascii="TH Sarabun New" w:hAnsi="TH Sarabun New" w:cs="TH Sarabun New" w:hint="cs"/>
+                <w:sz w:val="32"/>
+                <w:szCs w:val="32"/>
+                <w:cs/>
+              </w:rPr>
+              <w:t>กำหนด</w:t>
+            </w:r>
+            <w:r>
+              <w:rPr>
+                <w:rFonts w:ascii="TH Sarabun New" w:hAnsi="TH Sarabun New" w:cs="TH Sarabun New" w:hint="cs"/>
+                <w:sz w:val="32"/>
+                <w:szCs w:val="32"/>
+                <w:cs/>
+              </w:rPr>
+              <w:t>พื้นที่</w:t>
+            </w:r>
+            <w:r>
+              <w:rPr>
+                <w:rFonts w:ascii="TH Sarabun New" w:hAnsi="TH Sarabun New" w:cs="TH Sarabun New"/>
+                <w:b/>
+                <w:bCs/>
+                <w:sz w:val="32"/>
+                <w:szCs w:val="32"/>
+              </w:rPr>
+              <w:t xml:space="preserve"> </w:t>
+            </w:r>
+            <w:r>
+              <w:rPr>
+                <w:rFonts w:ascii="TH Sarabun New" w:hAnsi="TH Sarabun New" w:cs="TH Sarabun New"/>
+                <w:sz w:val="32"/>
+                <w:szCs w:val="32"/>
+              </w:rPr>
+              <w:t>(Zone Editor)</w:t>
+            </w:r>
           </w:p>
         </w:tc>
       </w:tr>
@@ -4975,15 +5479,32 @@
         </w:rPr>
       </w:pPr>
     </w:p>
+    <w:p>
+      <w:pPr>
+        <w:pStyle w:val="ListParagraph"/>
+        <w:spacing w:after="160"/>
+        <w:rPr>
+          <w:rFonts w:ascii="TH Sarabun New" w:hAnsi="TH Sarabun New" w:cs="TH Sarabun New"/>
+          <w:b/>
+          <w:bCs/>
+          <w:sz w:val="32"/>
+          <w:szCs w:val="32"/>
+        </w:rPr>
+      </w:pPr>
+    </w:p>
     <w:tbl>
       <w:tblPr>
         <w:tblStyle w:val="TableGrid"/>
-        <w:tblW w:w="11906" w:type="dxa"/>
+        <w:tblW w:w="11907" w:type="dxa"/>
         <w:jc w:val="center"/>
+        <w:tblBorders>
+          <w:bottom w:val="none" w:sz="0" w:space="0" w:color="auto"/>
+        </w:tblBorders>
         <w:tblLook w:val="04A0" w:firstRow="1" w:lastRow="0" w:firstColumn="1" w:lastColumn="0" w:noHBand="0" w:noVBand="1"/>
       </w:tblPr>
       <w:tblGrid>
-        <w:gridCol w:w="11906"/>
+        <w:gridCol w:w="5954"/>
+        <w:gridCol w:w="5953"/>
       </w:tblGrid>
       <w:tr>
         <w:trPr>
@@ -4999,7 +5520,6 @@
               <w:pStyle w:val="ListParagraph"/>
               <w:spacing w:after="160"/>
               <w:ind w:left="0"/>
-              <w:jc w:val="center"/>
               <w:rPr>
                 <w:rFonts w:ascii="TH Sarabun New" w:hAnsi="TH Sarabun New" w:cs="TH Sarabun New"/>
                 <w:b/>
@@ -5018,11 +5538,18 @@
                 <w:szCs w:val="32"/>
                 <w14:ligatures w14:val="standardContextual"/>
               </w:rPr>
-              <w:lastRenderedPageBreak/>
               <w:drawing>
-                <wp:inline distT="0" distB="0" distL="0" distR="0" wp14:anchorId="5C1BB0B5" wp14:editId="64E7F050">
-                  <wp:extent cx="6300000" cy="3545057"/>
-                  <wp:effectExtent l="0" t="0" r="5715" b="0"/>
+                <wp:anchor distT="0" distB="0" distL="114300" distR="114300" simplePos="0" relativeHeight="251662336" behindDoc="0" locked="0" layoutInCell="1" allowOverlap="1" wp14:anchorId="203F8BB0" wp14:editId="07320540">
+                  <wp:simplePos x="0" y="0"/>
+                  <wp:positionH relativeFrom="column">
+                    <wp:posOffset>4090035</wp:posOffset>
+                  </wp:positionH>
+                  <wp:positionV relativeFrom="paragraph">
+                    <wp:posOffset>-201930</wp:posOffset>
+                  </wp:positionV>
+                  <wp:extent cx="3599815" cy="2025650"/>
+                  <wp:effectExtent l="0" t="0" r="635" b="0"/>
+                  <wp:wrapSquare wrapText="bothSides"/>
                   <wp:docPr id="1038057859" name="Picture 6"/>
                   <wp:cNvGraphicFramePr>
                     <a:graphicFrameLocks xmlns:a="http://schemas.openxmlformats.org/drawingml/2006/main" noChangeAspect="1"/>
@@ -5049,7 +5576,7 @@
                         <pic:spPr>
                           <a:xfrm>
                             <a:off x="0" y="0"/>
-                            <a:ext cx="6300000" cy="3545057"/>
+                            <a:ext cx="3599815" cy="2025650"/>
                           </a:xfrm>
                           <a:prstGeom prst="rect">
                             <a:avLst/>
@@ -5058,20 +5585,20 @@
                       </pic:pic>
                     </a:graphicData>
                   </a:graphic>
-                </wp:inline>
+                  <wp14:sizeRelH relativeFrom="margin">
+                    <wp14:pctWidth>0</wp14:pctWidth>
+                  </wp14:sizeRelH>
+                  <wp14:sizeRelV relativeFrom="margin">
+                    <wp14:pctHeight>0</wp14:pctHeight>
+                  </wp14:sizeRelV>
+                </wp:anchor>
               </w:drawing>
             </w:r>
           </w:p>
         </w:tc>
-      </w:tr>
-      <w:tr>
-        <w:trPr>
-          <w:jc w:val="center"/>
-        </w:trPr>
         <w:tc>
           <w:tcPr>
             <w:tcW w:w="11906" w:type="dxa"/>
-            <w:vAlign w:val="center"/>
           </w:tcPr>
           <w:p>
             <w:pPr>
@@ -5083,58 +5610,10 @@
                 <w:rFonts w:ascii="TH Sarabun New" w:hAnsi="TH Sarabun New" w:cs="TH Sarabun New"/>
                 <w:b/>
                 <w:bCs/>
-                <w:sz w:val="32"/>
-                <w:szCs w:val="32"/>
-              </w:rPr>
-            </w:pPr>
-          </w:p>
-        </w:tc>
-      </w:tr>
-    </w:tbl>
-    <w:p>
-      <w:pPr>
-        <w:pStyle w:val="ListParagraph"/>
-        <w:spacing w:after="160"/>
-        <w:rPr>
-          <w:rFonts w:ascii="TH Sarabun New" w:hAnsi="TH Sarabun New" w:cs="TH Sarabun New"/>
-          <w:b/>
-          <w:bCs/>
-          <w:sz w:val="32"/>
-          <w:szCs w:val="32"/>
-        </w:rPr>
-      </w:pPr>
-    </w:p>
-    <w:tbl>
-      <w:tblPr>
-        <w:tblStyle w:val="TableGrid"/>
-        <w:tblW w:w="11906" w:type="dxa"/>
-        <w:jc w:val="center"/>
-        <w:tblLook w:val="04A0" w:firstRow="1" w:lastRow="0" w:firstColumn="1" w:lastColumn="0" w:noHBand="0" w:noVBand="1"/>
-      </w:tblPr>
-      <w:tblGrid>
-        <w:gridCol w:w="11906"/>
-      </w:tblGrid>
-      <w:tr>
-        <w:trPr>
-          <w:jc w:val="center"/>
-        </w:trPr>
-        <w:tc>
-          <w:tcPr>
-            <w:tcW w:w="11906" w:type="dxa"/>
-            <w:vAlign w:val="center"/>
-          </w:tcPr>
-          <w:p>
-            <w:pPr>
-              <w:pStyle w:val="ListParagraph"/>
-              <w:spacing w:after="160"/>
-              <w:ind w:left="0"/>
-              <w:jc w:val="center"/>
-              <w:rPr>
-                <w:rFonts w:ascii="TH Sarabun New" w:hAnsi="TH Sarabun New" w:cs="TH Sarabun New"/>
-                <w:b/>
-                <w:bCs/>
-                <w:sz w:val="32"/>
-                <w:szCs w:val="32"/>
+                <w:noProof/>
+                <w:sz w:val="32"/>
+                <w:szCs w:val="32"/>
+                <w14:ligatures w14:val="standardContextual"/>
               </w:rPr>
             </w:pPr>
             <w:r>
@@ -5148,9 +5627,17 @@
                 <w14:ligatures w14:val="standardContextual"/>
               </w:rPr>
               <w:drawing>
-                <wp:inline distT="0" distB="0" distL="0" distR="0" wp14:anchorId="7AF484CA" wp14:editId="320FD379">
-                  <wp:extent cx="6300000" cy="3545058"/>
-                  <wp:effectExtent l="0" t="0" r="5715" b="0"/>
+                <wp:anchor distT="0" distB="0" distL="114300" distR="114300" simplePos="0" relativeHeight="251663360" behindDoc="0" locked="0" layoutInCell="1" allowOverlap="1" wp14:anchorId="55A1284F" wp14:editId="7A5C5175">
+                  <wp:simplePos x="0" y="0"/>
+                  <wp:positionH relativeFrom="column">
+                    <wp:posOffset>-65324</wp:posOffset>
+                  </wp:positionH>
+                  <wp:positionV relativeFrom="paragraph">
+                    <wp:posOffset>435</wp:posOffset>
+                  </wp:positionV>
+                  <wp:extent cx="3600000" cy="2025747"/>
+                  <wp:effectExtent l="0" t="0" r="635" b="0"/>
+                  <wp:wrapSquare wrapText="bothSides"/>
                   <wp:docPr id="258449187" name="Picture 7"/>
                   <wp:cNvGraphicFramePr>
                     <a:graphicFrameLocks xmlns:a="http://schemas.openxmlformats.org/drawingml/2006/main" noChangeAspect="1"/>
@@ -5177,7 +5664,7 @@
                         <pic:spPr>
                           <a:xfrm>
                             <a:off x="0" y="0"/>
-                            <a:ext cx="6300000" cy="3545058"/>
+                            <a:ext cx="3600000" cy="2025747"/>
                           </a:xfrm>
                           <a:prstGeom prst="rect">
                             <a:avLst/>
@@ -5186,7 +5673,7 @@
                       </pic:pic>
                     </a:graphicData>
                   </a:graphic>
-                </wp:inline>
+                </wp:anchor>
               </w:drawing>
             </w:r>
           </w:p>
@@ -5208,6 +5695,70 @@
               <w:ind w:left="0"/>
               <w:jc w:val="center"/>
               <w:rPr>
+                <w:rFonts w:ascii="TH Sarabun New" w:hAnsi="TH Sarabun New" w:cs="TH Sarabun New" w:hint="cs"/>
+                <w:b/>
+                <w:bCs/>
+                <w:sz w:val="32"/>
+                <w:szCs w:val="32"/>
+              </w:rPr>
+            </w:pPr>
+            <w:r>
+              <w:rPr>
+                <w:rFonts w:ascii="TH Sarabun New" w:hAnsi="TH Sarabun New" w:cs="TH Sarabun New" w:hint="cs"/>
+                <w:sz w:val="32"/>
+                <w:szCs w:val="32"/>
+                <w:cs/>
+              </w:rPr>
+              <w:t>ภา</w:t>
+            </w:r>
+            <w:r>
+              <w:rPr>
+                <w:rFonts w:ascii="TH Sarabun New" w:hAnsi="TH Sarabun New" w:cs="TH Sarabun New" w:hint="cs"/>
+                <w:sz w:val="32"/>
+                <w:szCs w:val="32"/>
+                <w:cs/>
+              </w:rPr>
+              <w:t>พร่างตัวอย่างของหน้า</w:t>
+            </w:r>
+            <w:r>
+              <w:rPr>
+                <w:rFonts w:ascii="TH Sarabun New" w:hAnsi="TH Sarabun New" w:cs="TH Sarabun New" w:hint="cs"/>
+                <w:sz w:val="32"/>
+                <w:szCs w:val="32"/>
+                <w:cs/>
+              </w:rPr>
+              <w:t>ประวัติ</w:t>
+            </w:r>
+            <w:r>
+              <w:rPr>
+                <w:rFonts w:ascii="TH Sarabun New" w:hAnsi="TH Sarabun New" w:cs="TH Sarabun New" w:hint="cs"/>
+                <w:sz w:val="32"/>
+                <w:szCs w:val="32"/>
+                <w:cs/>
+              </w:rPr>
+              <w:t xml:space="preserve"> </w:t>
+            </w:r>
+            <w:r>
+              <w:rPr>
+                <w:rFonts w:ascii="TH Sarabun New" w:hAnsi="TH Sarabun New" w:cs="TH Sarabun New"/>
+                <w:sz w:val="32"/>
+                <w:szCs w:val="32"/>
+              </w:rPr>
+              <w:t>(History)</w:t>
+            </w:r>
+          </w:p>
+        </w:tc>
+        <w:tc>
+          <w:tcPr>
+            <w:tcW w:w="11906" w:type="dxa"/>
+          </w:tcPr>
+          <w:p>
+            <w:pPr>
+              <w:pStyle w:val="ListParagraph"/>
+              <w:spacing w:after="160"/>
+              <w:ind w:left="0"/>
+              <w:jc w:val="center"/>
+              <w:rPr>
                 <w:rFonts w:ascii="TH Sarabun New" w:hAnsi="TH Sarabun New" w:cs="TH Sarabun New"/>
                 <w:b/>
                 <w:bCs/>
@@ -5215,26 +5766,60 @@
                 <w:szCs w:val="32"/>
               </w:rPr>
             </w:pPr>
+            <w:r>
+              <w:rPr>
+                <w:rFonts w:ascii="TH Sarabun New" w:hAnsi="TH Sarabun New" w:cs="TH Sarabun New" w:hint="cs"/>
+                <w:sz w:val="32"/>
+                <w:szCs w:val="32"/>
+                <w:cs/>
+              </w:rPr>
+              <w:t>ภา</w:t>
+            </w:r>
+            <w:r>
+              <w:rPr>
+                <w:rFonts w:ascii="TH Sarabun New" w:hAnsi="TH Sarabun New" w:cs="TH Sarabun New" w:hint="cs"/>
+                <w:sz w:val="32"/>
+                <w:szCs w:val="32"/>
+                <w:cs/>
+              </w:rPr>
+              <w:t>พร่างตัวอย่างของหน้า</w:t>
+            </w:r>
+            <w:r>
+              <w:rPr>
+                <w:rFonts w:ascii="TH Sarabun New" w:hAnsi="TH Sarabun New" w:cs="TH Sarabun New" w:hint="cs"/>
+                <w:sz w:val="32"/>
+                <w:szCs w:val="32"/>
+                <w:cs/>
+              </w:rPr>
+              <w:t>การตั้งค่า</w:t>
+            </w:r>
+            <w:r>
+              <w:rPr>
+                <w:rFonts w:ascii="TH Sarabun New" w:hAnsi="TH Sarabun New" w:cs="TH Sarabun New"/>
+                <w:sz w:val="32"/>
+                <w:szCs w:val="32"/>
+              </w:rPr>
+              <w:t xml:space="preserve"> (Setting)</w:t>
+            </w:r>
           </w:p>
         </w:tc>
       </w:tr>
     </w:tbl>
     <w:p>
       <w:pPr>
-        <w:pStyle w:val="ListParagraph"/>
         <w:spacing w:after="160"/>
         <w:rPr>
-          <w:rFonts w:ascii="TH Sarabun New" w:hAnsi="TH Sarabun New" w:cs="TH Sarabun New"/>
+          <w:rFonts w:ascii="TH Sarabun New" w:hAnsi="TH Sarabun New" w:cs="TH Sarabun New" w:hint="cs"/>
           <w:b/>
           <w:bCs/>
           <w:sz w:val="32"/>
           <w:szCs w:val="32"/>
-        </w:rPr>
-      </w:pPr>
-    </w:p>
-    <w:p>
-      <w:pPr>
-        <w:pStyle w:val="ListParagraph"/>
+          <w:cs/>
+        </w:rPr>
+      </w:pPr>
+    </w:p>
+    <w:p>
+      <w:pPr>
         <w:spacing w:after="160"/>
         <w:rPr>
           <w:rFonts w:ascii="TH Sarabun New" w:hAnsi="TH Sarabun New" w:cs="TH Sarabun New"/>
@@ -5242,8 +5827,20 @@
           <w:bCs/>
           <w:sz w:val="32"/>
           <w:szCs w:val="32"/>
-        </w:rPr>
-      </w:pPr>
+          <w:cs/>
+        </w:rPr>
+      </w:pPr>
+      <w:r>
+        <w:rPr>
+          <w:rFonts w:ascii="TH Sarabun New" w:hAnsi="TH Sarabun New" w:cs="TH Sarabun New"/>
+          <w:b/>
+          <w:bCs/>
+          <w:sz w:val="32"/>
+          <w:szCs w:val="32"/>
+          <w:cs/>
+        </w:rPr>
+        <w:br w:type="page"/>
+      </w:r>
     </w:p>
     <w:p>
       <w:pPr>
@@ -5270,6 +5867,7 @@
           <w:szCs w:val="32"/>
           <w:cs/>
         </w:rPr>
+        <w:lastRenderedPageBreak/>
         <w:t>ทฤษฎีหลักการและเทคนิคหรือเทคโนโลยีที่ใช้</w:t>
       </w:r>
     </w:p>
@@ -5466,7 +6064,7 @@
       <w:tr>
         <w:tc>
           <w:tcPr>
-            <w:tcW w:w="9016" w:type="dxa"/>
+            <w:tcW w:w="7874" w:type="dxa"/>
             <w:vAlign w:val="center"/>
           </w:tcPr>
           <w:p>
@@ -5541,7 +6139,7 @@
       <w:tr>
         <w:tc>
           <w:tcPr>
-            <w:tcW w:w="9016" w:type="dxa"/>
+            <w:tcW w:w="7874" w:type="dxa"/>
             <w:vAlign w:val="center"/>
           </w:tcPr>
           <w:p>
@@ -5574,6 +6172,19 @@
               <w:t>Visual Studio Code</w:t>
             </w:r>
           </w:p>
+          <w:p>
+            <w:pPr>
+              <w:pStyle w:val="ListParagraph"/>
+              <w:spacing w:after="160"/>
+              <w:ind w:left="0"/>
+              <w:jc w:val="center"/>
+              <w:rPr>
+                <w:rFonts w:ascii="TH Sarabun New" w:hAnsi="TH Sarabun New" w:cs="TH Sarabun New"/>
+                <w:sz w:val="32"/>
+                <w:szCs w:val="32"/>
+              </w:rPr>
+            </w:pPr>
+          </w:p>
         </w:tc>
       </w:tr>
     </w:tbl>
@@ -5585,35 +6196,269 @@
         <w:jc w:val="thaiDistribute"/>
         <w:rPr>
           <w:rFonts w:ascii="TH Sarabun New" w:hAnsi="TH Sarabun New" w:cs="TH Sarabun New"/>
+          <w:sz w:val="32"/>
+          <w:szCs w:val="32"/>
+        </w:rPr>
+      </w:pPr>
+      <w:r>
+        <w:rPr>
+          <w:rFonts w:ascii="TH Sarabun New" w:hAnsi="TH Sarabun New" w:cs="TH Sarabun New"/>
           <w:b/>
           <w:bCs/>
           <w:sz w:val="32"/>
           <w:szCs w:val="32"/>
         </w:rPr>
-      </w:pPr>
-    </w:p>
-    <w:p>
-      <w:pPr>
-        <w:pStyle w:val="ListParagraph"/>
+        <w:t>Visual Studio Code</w:t>
+      </w:r>
+      <w:r>
+        <w:rPr>
+          <w:rFonts w:ascii="TH Sarabun New" w:hAnsi="TH Sarabun New" w:cs="TH Sarabun New"/>
+          <w:sz w:val="32"/>
+          <w:szCs w:val="32"/>
+        </w:rPr>
+        <w:t xml:space="preserve"> </w:t>
+      </w:r>
+      <w:r>
+        <w:rPr>
+          <w:rFonts w:ascii="TH Sarabun New" w:hAnsi="TH Sarabun New" w:cs="TH Sarabun New"/>
+          <w:sz w:val="32"/>
+          <w:szCs w:val="32"/>
+          <w:cs/>
+        </w:rPr>
+        <w:t xml:space="preserve">คือโปรแกรมสำหรับเขียนโค้ดหรือ </w:t>
+      </w:r>
+      <w:r>
+        <w:rPr>
+          <w:rFonts w:ascii="TH Sarabun New" w:hAnsi="TH Sarabun New" w:cs="TH Sarabun New"/>
+          <w:sz w:val="32"/>
+          <w:szCs w:val="32"/>
+        </w:rPr>
+        <w:t xml:space="preserve">IDE </w:t>
+      </w:r>
+      <w:r>
+        <w:rPr>
+          <w:rFonts w:ascii="TH Sarabun New" w:hAnsi="TH Sarabun New" w:cs="TH Sarabun New"/>
+          <w:sz w:val="32"/>
+          <w:szCs w:val="32"/>
+          <w:cs/>
+        </w:rPr>
+        <w:t xml:space="preserve">จาก </w:t>
+      </w:r>
+      <w:r>
+        <w:rPr>
+          <w:rFonts w:ascii="TH Sarabun New" w:hAnsi="TH Sarabun New" w:cs="TH Sarabun New"/>
+          <w:sz w:val="32"/>
+          <w:szCs w:val="32"/>
+        </w:rPr>
+        <w:t>Microsoft</w:t>
+      </w:r>
+      <w:r>
+        <w:rPr>
+          <w:rFonts w:ascii="TH Sarabun New" w:hAnsi="TH Sarabun New" w:cs="TH Sarabun New" w:hint="cs"/>
+          <w:sz w:val="32"/>
+          <w:szCs w:val="32"/>
+          <w:cs/>
+        </w:rPr>
+        <w:t xml:space="preserve"> </w:t>
+      </w:r>
+      <w:r>
+        <w:rPr>
+          <w:rFonts w:ascii="TH Sarabun New" w:hAnsi="TH Sarabun New" w:cs="TH Sarabun New"/>
+          <w:sz w:val="32"/>
+          <w:szCs w:val="32"/>
+          <w:cs/>
+        </w:rPr>
+        <w:t xml:space="preserve">ใช้พัฒนาแอปพลิเคชันหลายรูปแบบ เช่น โปรแกรม </w:t>
+      </w:r>
+      <w:r>
+        <w:rPr>
+          <w:rFonts w:ascii="TH Sarabun New" w:hAnsi="TH Sarabun New" w:cs="TH Sarabun New"/>
+          <w:sz w:val="32"/>
+          <w:szCs w:val="32"/>
+        </w:rPr>
+        <w:t xml:space="preserve">Windows, </w:t>
+      </w:r>
+      <w:r>
+        <w:rPr>
+          <w:rFonts w:ascii="TH Sarabun New" w:hAnsi="TH Sarabun New" w:cs="TH Sarabun New"/>
+          <w:sz w:val="32"/>
+          <w:szCs w:val="32"/>
+          <w:cs/>
+        </w:rPr>
+        <w:t>เว็บไซต์</w:t>
+      </w:r>
+      <w:r>
+        <w:rPr>
+          <w:rFonts w:ascii="TH Sarabun New" w:hAnsi="TH Sarabun New" w:cs="TH Sarabun New"/>
+          <w:sz w:val="32"/>
+          <w:szCs w:val="32"/>
+        </w:rPr>
+        <w:t xml:space="preserve">, </w:t>
+      </w:r>
+      <w:r>
+        <w:rPr>
+          <w:rFonts w:ascii="TH Sarabun New" w:hAnsi="TH Sarabun New" w:cs="TH Sarabun New"/>
+          <w:sz w:val="32"/>
+          <w:szCs w:val="32"/>
+          <w:cs/>
+        </w:rPr>
+        <w:t xml:space="preserve">เกม และแอปมือถือ รองรับภาษาเช่น </w:t>
+      </w:r>
+      <w:r>
+        <w:rPr>
+          <w:rFonts w:ascii="TH Sarabun New" w:hAnsi="TH Sarabun New" w:cs="TH Sarabun New"/>
+          <w:sz w:val="32"/>
+          <w:szCs w:val="32"/>
+        </w:rPr>
+        <w:t xml:space="preserve">C++, C#, Python </w:t>
+      </w:r>
+      <w:r>
+        <w:rPr>
+          <w:rFonts w:ascii="TH Sarabun New" w:hAnsi="TH Sarabun New" w:cs="TH Sarabun New"/>
+          <w:sz w:val="32"/>
+          <w:szCs w:val="32"/>
+          <w:cs/>
+        </w:rPr>
+        <w:t>และมีเครื่องมือ ช่วยเขียนโค้ดและดีบั๊กในตัว</w:t>
+      </w:r>
+    </w:p>
+    <w:tbl>
+      <w:tblPr>
+        <w:tblStyle w:val="TableGrid"/>
+        <w:tblW w:w="0" w:type="auto"/>
+        <w:tblInd w:w="1152" w:type="dxa"/>
+        <w:tblBorders>
+          <w:top w:val="none" w:sz="0" w:space="0" w:color="auto"/>
+          <w:left w:val="none" w:sz="0" w:space="0" w:color="auto"/>
+          <w:bottom w:val="none" w:sz="0" w:space="0" w:color="auto"/>
+          <w:right w:val="none" w:sz="0" w:space="0" w:color="auto"/>
+          <w:insideH w:val="none" w:sz="0" w:space="0" w:color="auto"/>
+          <w:insideV w:val="none" w:sz="0" w:space="0" w:color="auto"/>
+        </w:tblBorders>
+        <w:tblLook w:val="04A0" w:firstRow="1" w:lastRow="0" w:firstColumn="1" w:lastColumn="0" w:noHBand="0" w:noVBand="1"/>
+      </w:tblPr>
+      <w:tblGrid>
+        <w:gridCol w:w="7874"/>
+      </w:tblGrid>
+      <w:tr>
+        <w:tc>
+          <w:tcPr>
+            <w:tcW w:w="7874" w:type="dxa"/>
+            <w:vAlign w:val="center"/>
+          </w:tcPr>
+          <w:p>
+            <w:pPr>
+              <w:pStyle w:val="ListParagraph"/>
+              <w:spacing w:after="160"/>
+              <w:ind w:left="0"/>
+              <w:jc w:val="center"/>
+              <w:rPr>
+                <w:rFonts w:ascii="TH Sarabun New" w:hAnsi="TH Sarabun New" w:cs="TH Sarabun New"/>
+                <w:b/>
+                <w:bCs/>
+                <w:sz w:val="32"/>
+                <w:szCs w:val="32"/>
+              </w:rPr>
+            </w:pPr>
+            <w:r>
+              <w:rPr>
+                <w:rFonts w:ascii="TH Sarabun New" w:hAnsi="TH Sarabun New" w:cs="TH Sarabun New"/>
+                <w:b/>
+                <w:bCs/>
+                <w:noProof/>
+                <w:sz w:val="32"/>
+                <w:szCs w:val="32"/>
+                <w14:ligatures w14:val="standardContextual"/>
+              </w:rPr>
+              <w:drawing>
+                <wp:inline distT="0" distB="0" distL="0" distR="0" wp14:anchorId="416F4B2F" wp14:editId="65A41706">
+                  <wp:extent cx="4500000" cy="2530191"/>
+                  <wp:effectExtent l="0" t="0" r="0" b="3810"/>
+                  <wp:docPr id="1576774244" name="Picture 9"/>
+                  <wp:cNvGraphicFramePr>
+                    <a:graphicFrameLocks xmlns:a="http://schemas.openxmlformats.org/drawingml/2006/main" noChangeAspect="1"/>
+                  </wp:cNvGraphicFramePr>
+                  <a:graphic xmlns:a="http://schemas.openxmlformats.org/drawingml/2006/main">
+                    <a:graphicData uri="http://schemas.openxmlformats.org/drawingml/2006/picture">
+                      <pic:pic xmlns:pic="http://schemas.openxmlformats.org/drawingml/2006/picture">
+                        <pic:nvPicPr>
+                          <pic:cNvPr id="886140792" name="Picture 886140792"/>
+                          <pic:cNvPicPr/>
+                        </pic:nvPicPr>
+                        <pic:blipFill>
+                          <a:blip r:embed="rId15" cstate="print">
+                            <a:extLst>
+                              <a:ext uri="{28A0092B-C50C-407E-A947-70E740481C1C}">
+                                <a14:useLocalDpi xmlns:a14="http://schemas.microsoft.com/office/drawing/2010/main" val="0"/>
+                              </a:ext>
+                            </a:extLst>
+                          </a:blip>
+                          <a:stretch>
+                            <a:fillRect/>
+                          </a:stretch>
+                        </pic:blipFill>
+                        <pic:spPr>
+                          <a:xfrm>
+                            <a:off x="0" y="0"/>
+                            <a:ext cx="4500000" cy="2530191"/>
+                          </a:xfrm>
+                          <a:prstGeom prst="rect">
+                            <a:avLst/>
+                          </a:prstGeom>
+                        </pic:spPr>
+                      </pic:pic>
+                    </a:graphicData>
+                  </a:graphic>
+                </wp:inline>
+              </w:drawing>
+            </w:r>
+          </w:p>
+        </w:tc>
+      </w:tr>
+      <w:tr>
+        <w:tc>
+          <w:tcPr>
+            <w:tcW w:w="7874" w:type="dxa"/>
+            <w:vAlign w:val="center"/>
+          </w:tcPr>
+          <w:p>
+            <w:pPr>
+              <w:pStyle w:val="ListParagraph"/>
+              <w:spacing w:after="160"/>
+              <w:ind w:left="0"/>
+              <w:jc w:val="center"/>
+              <w:rPr>
+                <w:rFonts w:ascii="TH Sarabun New" w:hAnsi="TH Sarabun New" w:cs="TH Sarabun New" w:hint="cs"/>
+                <w:sz w:val="32"/>
+                <w:szCs w:val="32"/>
+              </w:rPr>
+            </w:pPr>
+            <w:r>
+              <w:rPr>
+                <w:rFonts w:ascii="TH Sarabun New" w:hAnsi="TH Sarabun New" w:cs="TH Sarabun New"/>
+                <w:sz w:val="32"/>
+                <w:szCs w:val="32"/>
+                <w:cs/>
+              </w:rPr>
+              <w:t xml:space="preserve">ภาพตัวอย่างของโปรแกรม </w:t>
+            </w:r>
+            <w:r>
+              <w:rPr>
+                <w:rFonts w:ascii="TH Sarabun New" w:hAnsi="TH Sarabun New" w:cs="TH Sarabun New"/>
+                <w:sz w:val="32"/>
+                <w:szCs w:val="32"/>
+              </w:rPr>
+              <w:t>Visual Studio Code</w:t>
+            </w:r>
+          </w:p>
+        </w:tc>
+      </w:tr>
+    </w:tbl>
+    <w:p>
+      <w:pPr>
         <w:spacing w:after="160"/>
-        <w:ind w:left="1152" w:firstLine="288"/>
-        <w:jc w:val="thaiDistribute"/>
-        <w:rPr>
-          <w:rFonts w:ascii="TH Sarabun New" w:hAnsi="TH Sarabun New" w:cs="TH Sarabun New"/>
-          <w:b/>
-          <w:bCs/>
-          <w:sz w:val="32"/>
-          <w:szCs w:val="32"/>
-        </w:rPr>
-      </w:pPr>
-    </w:p>
-    <w:p>
-      <w:pPr>
-        <w:pStyle w:val="ListParagraph"/>
-        <w:spacing w:after="160"/>
-        <w:ind w:left="1152"/>
-        <w:rPr>
-          <w:rFonts w:ascii="TH Sarabun New" w:hAnsi="TH Sarabun New" w:cs="TH Sarabun New"/>
+        <w:rPr>
+          <w:rFonts w:ascii="TH Sarabun New" w:hAnsi="TH Sarabun New" w:cs="TH Sarabun New" w:hint="cs"/>
           <w:b/>
           <w:bCs/>
           <w:sz w:val="32"/>
@@ -5646,6 +6491,7 @@
           <w:szCs w:val="32"/>
           <w:cs/>
         </w:rPr>
+        <w:lastRenderedPageBreak/>
         <w:t>ปัญญาประดิษฐ์และการประมวลผลภาพ (</w:t>
       </w:r>
       <w:r>
@@ -5803,17 +6649,7 @@
           <w:szCs w:val="32"/>
           <w:cs/>
         </w:rPr>
-        <w:t>ที่ประมวลผลทั้งการระบุตำแหน่งกรอบและการจำแนกประเภทวัตถุในการอนุมานเพียงครั้งเดียว ส่งผลให้มีความเร็วในการประมวลผลสูงเพียงพอต่อการวิเคราะห์สัญญาณภาพแบบเรียลไทม์บนหน่วย</w:t>
-      </w:r>
-      <w:r>
-        <w:rPr>
-          <w:rFonts w:ascii="TH Sarabun New" w:hAnsi="TH Sarabun New" w:cs="TH Sarabun New"/>
-          <w:sz w:val="32"/>
-          <w:szCs w:val="32"/>
-          <w:cs/>
-        </w:rPr>
-        <w:lastRenderedPageBreak/>
-        <w:t>ประมวลผลกลางทั่วไป โดยโมเดลผ่านการปรับแต่ง (</w:t>
+        <w:t>ที่ประมวลผลทั้งการระบุตำแหน่งกรอบและการจำแนกประเภทวัตถุในการอนุมานเพียงครั้งเดียว ส่งผลให้มีความเร็วในการประมวลผลสูงเพียงพอต่อการวิเคราะห์สัญญาณภาพแบบเรียลไทม์บนหน่วยประมวลผลกลางทั่วไป โดยโมเดลผ่านการปรับแต่ง (</w:t>
       </w:r>
       <w:r>
         <w:rPr>
@@ -6263,7 +7099,17 @@
           <w:szCs w:val="32"/>
           <w:cs/>
         </w:rPr>
-        <w:t xml:space="preserve"> ประการ ได้แก่ (</w:t>
+        <w:t xml:space="preserve"> ประการ </w:t>
+      </w:r>
+      <w:r>
+        <w:rPr>
+          <w:rFonts w:ascii="TH Sarabun New" w:hAnsi="TH Sarabun New" w:cs="TH Sarabun New"/>
+          <w:sz w:val="32"/>
+          <w:szCs w:val="32"/>
+          <w:cs/>
+        </w:rPr>
+        <w:lastRenderedPageBreak/>
+        <w:t>ได้แก่ (</w:t>
       </w:r>
       <w:r>
         <w:rPr>
@@ -7252,6 +8098,7 @@
           <w:sz w:val="32"/>
           <w:szCs w:val="32"/>
         </w:rPr>
+        <w:lastRenderedPageBreak/>
         <w:t xml:space="preserve"> </w:t>
       </w:r>
       <w:r>
@@ -7301,17 +8148,6 @@
           <w:cs/>
         </w:rPr>
       </w:pPr>
-      <w:r>
-        <w:rPr>
-          <w:rFonts w:ascii="TH Sarabun New" w:hAnsi="TH Sarabun New" w:cs="TH Sarabun New"/>
-          <w:b/>
-          <w:bCs/>
-          <w:sz w:val="32"/>
-          <w:szCs w:val="32"/>
-          <w:cs/>
-        </w:rPr>
-        <w:br w:type="page"/>
-      </w:r>
     </w:p>
     <w:p>
       <w:pPr>
@@ -7338,7 +8174,6 @@
           <w:szCs w:val="32"/>
           <w:cs/>
         </w:rPr>
-        <w:lastRenderedPageBreak/>
         <w:t>รายละเอียดโปรแกรมที่ได้พัฒนาเชิงเทคนิค</w:t>
       </w:r>
       <w:r>
@@ -10438,18 +11273,15 @@
         </w:rPr>
         <w:t>Hyperparameter</w:t>
       </w:r>
-    </w:p>
-    <w:p>
-      <w:pPr>
-        <w:spacing w:after="160"/>
-        <w:ind w:left="1512"/>
-        <w:jc w:val="thaiDistribute"/>
-        <w:rPr>
-          <w:rFonts w:ascii="TH Sarabun New" w:hAnsi="TH Sarabun New" w:cs="TH Sarabun New"/>
-          <w:sz w:val="32"/>
-          <w:szCs w:val="32"/>
-        </w:rPr>
-      </w:pPr>
+      <w:r>
+        <w:rPr>
+          <w:rFonts w:ascii="TH Sarabun New" w:hAnsi="TH Sarabun New" w:cs="TH Sarabun New" w:hint="cs"/>
+          <w:sz w:val="32"/>
+          <w:szCs w:val="32"/>
+          <w:cs/>
+        </w:rPr>
+        <w:t xml:space="preserve"> </w:t>
+      </w:r>
       <w:r>
         <w:rPr>
           <w:rFonts w:ascii="TH Sarabun New" w:hAnsi="TH Sarabun New" w:cs="TH Sarabun New"/>
@@ -10593,301 +11425,6 @@
         <w:jc w:val="center"/>
         <w:rPr>
           <w:rFonts w:ascii="TH Sarabun New" w:hAnsi="TH Sarabun New" w:cs="TH Sarabun New"/>
-          <w:b/>
-          <w:bCs/>
-          <w:sz w:val="32"/>
-          <w:szCs w:val="32"/>
-        </w:rPr>
-      </w:pPr>
-      <w:r>
-        <w:rPr>
-          <w:rFonts w:ascii="TH Sarabun New" w:hAnsi="TH Sarabun New" w:cs="TH Sarabun New"/>
-          <w:b/>
-          <w:bCs/>
-          <w:sz w:val="32"/>
-          <w:szCs w:val="32"/>
-          <w:cs/>
-        </w:rPr>
-        <w:br w:type="page"/>
-      </w:r>
-    </w:p>
-    <w:p>
-      <w:pPr>
-        <w:spacing w:after="160"/>
-        <w:jc w:val="center"/>
-        <w:rPr>
-          <w:rFonts w:ascii="TH Sarabun New" w:hAnsi="TH Sarabun New" w:cs="TH Sarabun New"/>
-          <w:b/>
-          <w:bCs/>
-          <w:sz w:val="32"/>
-          <w:szCs w:val="32"/>
-        </w:rPr>
-      </w:pPr>
-    </w:p>
-    <w:tbl>
-      <w:tblPr>
-        <w:tblStyle w:val="TableGrid"/>
-        <w:tblW w:w="0" w:type="auto"/>
-        <w:jc w:val="center"/>
-        <w:tblLook w:val="04A0" w:firstRow="1" w:lastRow="0" w:firstColumn="1" w:lastColumn="0" w:noHBand="0" w:noVBand="1"/>
-      </w:tblPr>
-      <w:tblGrid>
-        <w:gridCol w:w="1701"/>
-        <w:gridCol w:w="2412"/>
-        <w:gridCol w:w="1701"/>
-      </w:tblGrid>
-      <w:tr>
-        <w:trPr>
-          <w:trHeight w:val="283"/>
-          <w:jc w:val="center"/>
-        </w:trPr>
-        <w:tc>
-          <w:tcPr>
-            <w:tcW w:w="1701" w:type="dxa"/>
-          </w:tcPr>
-          <w:p>
-            <w:pPr>
-              <w:spacing w:after="160"/>
-              <w:jc w:val="right"/>
-              <w:rPr>
-                <w:rFonts w:ascii="TH Sarabun New" w:hAnsi="TH Sarabun New" w:cs="TH Sarabun New" w:hint="cs"/>
-                <w:sz w:val="32"/>
-                <w:szCs w:val="32"/>
-                <w:cs/>
-              </w:rPr>
-            </w:pPr>
-            <w:r>
-              <w:rPr>
-                <w:rFonts w:ascii="TH Sarabun New" w:hAnsi="TH Sarabun New" w:cs="TH Sarabun New"/>
-                <w:sz w:val="32"/>
-                <w:szCs w:val="32"/>
-                <w:cs/>
-              </w:rPr>
-              <w:t>ลงชื่อ</w:t>
-            </w:r>
-          </w:p>
-        </w:tc>
-        <w:tc>
-          <w:tcPr>
-            <w:tcW w:w="2412" w:type="dxa"/>
-            <w:vAlign w:val="center"/>
-          </w:tcPr>
-          <w:p>
-            <w:pPr>
-              <w:spacing w:after="160"/>
-              <w:jc w:val="center"/>
-              <w:rPr>
-                <w:rFonts w:ascii="TH Sarabun New" w:hAnsi="TH Sarabun New" w:cs="TH Sarabun New" w:hint="cs"/>
-                <w:sz w:val="32"/>
-                <w:szCs w:val="32"/>
-              </w:rPr>
-            </w:pPr>
-            <w:r>
-              <w:rPr>
-                <w:rFonts w:ascii="TH Sarabun New" w:hAnsi="TH Sarabun New" w:cs="TH Sarabun New"/>
-                <w:sz w:val="32"/>
-                <w:szCs w:val="32"/>
-              </w:rPr>
-              <w:t>……….</w:t>
-            </w:r>
-            <w:r>
-              <w:rPr>
-                <w:rFonts w:ascii="TH Sarabun New" w:hAnsi="TH Sarabun New" w:cs="TH Sarabun New"/>
-                <w:sz w:val="32"/>
-                <w:szCs w:val="32"/>
-              </w:rPr>
-              <w:t>……….……….……….</w:t>
-            </w:r>
-          </w:p>
-        </w:tc>
-        <w:tc>
-          <w:tcPr>
-            <w:tcW w:w="1701" w:type="dxa"/>
-            <w:vAlign w:val="center"/>
-          </w:tcPr>
-          <w:p>
-            <w:pPr>
-              <w:spacing w:after="160"/>
-              <w:rPr>
-                <w:rFonts w:ascii="TH Sarabun New" w:hAnsi="TH Sarabun New" w:cs="TH Sarabun New" w:hint="cs"/>
-                <w:sz w:val="32"/>
-                <w:szCs w:val="32"/>
-                <w:cs/>
-              </w:rPr>
-            </w:pPr>
-            <w:r>
-              <w:rPr>
-                <w:rFonts w:ascii="TH Sarabun New" w:hAnsi="TH Sarabun New" w:cs="TH Sarabun New"/>
-                <w:sz w:val="32"/>
-                <w:szCs w:val="32"/>
-                <w:cs/>
-              </w:rPr>
-              <w:t>ผู้จัดทำรายงาน</w:t>
-            </w:r>
-          </w:p>
-        </w:tc>
-      </w:tr>
-      <w:tr>
-        <w:trPr>
-          <w:trHeight w:val="283"/>
-          <w:jc w:val="center"/>
-        </w:trPr>
-        <w:tc>
-          <w:tcPr>
-            <w:tcW w:w="1701" w:type="dxa"/>
-            <w:vAlign w:val="center"/>
-          </w:tcPr>
-          <w:p>
-            <w:pPr>
-              <w:spacing w:after="160"/>
-              <w:jc w:val="center"/>
-              <w:rPr>
-                <w:rFonts w:ascii="TH Sarabun New" w:hAnsi="TH Sarabun New" w:cs="TH Sarabun New"/>
-                <w:sz w:val="32"/>
-                <w:szCs w:val="32"/>
-                <w:cs/>
-              </w:rPr>
-            </w:pPr>
-          </w:p>
-        </w:tc>
-        <w:tc>
-          <w:tcPr>
-            <w:tcW w:w="2412" w:type="dxa"/>
-            <w:vAlign w:val="center"/>
-          </w:tcPr>
-          <w:p>
-            <w:pPr>
-              <w:spacing w:after="160"/>
-              <w:jc w:val="center"/>
-              <w:rPr>
-                <w:rFonts w:ascii="TH Sarabun New" w:hAnsi="TH Sarabun New" w:cs="TH Sarabun New" w:hint="cs"/>
-                <w:sz w:val="32"/>
-                <w:szCs w:val="32"/>
-              </w:rPr>
-            </w:pPr>
-            <w:r>
-              <w:rPr>
-                <w:rFonts w:ascii="TH Sarabun New" w:hAnsi="TH Sarabun New" w:cs="TH Sarabun New"/>
-                <w:sz w:val="32"/>
-                <w:szCs w:val="32"/>
-                <w:cs/>
-              </w:rPr>
-              <w:t>(........................................)</w:t>
-            </w:r>
-          </w:p>
-        </w:tc>
-        <w:tc>
-          <w:tcPr>
-            <w:tcW w:w="1701" w:type="dxa"/>
-            <w:vAlign w:val="center"/>
-          </w:tcPr>
-          <w:p>
-            <w:pPr>
-              <w:spacing w:after="160"/>
-              <w:jc w:val="center"/>
-              <w:rPr>
-                <w:rFonts w:ascii="TH Sarabun New" w:hAnsi="TH Sarabun New" w:cs="TH Sarabun New"/>
-                <w:sz w:val="32"/>
-                <w:szCs w:val="32"/>
-                <w:cs/>
-              </w:rPr>
-            </w:pPr>
-          </w:p>
-        </w:tc>
-      </w:tr>
-      <w:tr>
-        <w:trPr>
-          <w:trHeight w:val="283"/>
-          <w:jc w:val="center"/>
-        </w:trPr>
-        <w:tc>
-          <w:tcPr>
-            <w:tcW w:w="1701" w:type="dxa"/>
-            <w:vAlign w:val="center"/>
-          </w:tcPr>
-          <w:p>
-            <w:pPr>
-              <w:spacing w:after="160"/>
-              <w:jc w:val="center"/>
-              <w:rPr>
-                <w:rFonts w:ascii="TH Sarabun New" w:hAnsi="TH Sarabun New" w:cs="TH Sarabun New"/>
-                <w:sz w:val="32"/>
-                <w:szCs w:val="32"/>
-                <w:cs/>
-              </w:rPr>
-            </w:pPr>
-          </w:p>
-        </w:tc>
-        <w:tc>
-          <w:tcPr>
-            <w:tcW w:w="2412" w:type="dxa"/>
-            <w:vAlign w:val="center"/>
-          </w:tcPr>
-          <w:p>
-            <w:pPr>
-              <w:spacing w:after="160"/>
-              <w:jc w:val="center"/>
-              <w:rPr>
-                <w:rFonts w:ascii="TH Sarabun New" w:hAnsi="TH Sarabun New" w:cs="TH Sarabun New"/>
-                <w:sz w:val="32"/>
-                <w:szCs w:val="32"/>
-              </w:rPr>
-            </w:pPr>
-            <w:r>
-              <w:rPr>
-                <w:rFonts w:ascii="TH Sarabun New" w:hAnsi="TH Sarabun New" w:cs="TH Sarabun New"/>
-                <w:sz w:val="32"/>
-                <w:szCs w:val="32"/>
-                <w:cs/>
-              </w:rPr>
-              <w:t>วันที่</w:t>
-            </w:r>
-            <w:r>
-              <w:rPr>
-                <w:rFonts w:ascii="TH Sarabun New" w:hAnsi="TH Sarabun New" w:cs="TH Sarabun New" w:hint="cs"/>
-                <w:sz w:val="32"/>
-                <w:szCs w:val="32"/>
-                <w:cs/>
-              </w:rPr>
-              <w:t xml:space="preserve"> </w:t>
-            </w:r>
-            <w:r>
-              <w:rPr>
-                <w:rFonts w:ascii="TH Sarabun New" w:hAnsi="TH Sarabun New" w:cs="TH Sarabun New"/>
-                <w:sz w:val="32"/>
-                <w:szCs w:val="32"/>
-                <w:cs/>
-              </w:rPr>
-              <w:t>....... /....... /.......</w:t>
-            </w:r>
-          </w:p>
-        </w:tc>
-        <w:tc>
-          <w:tcPr>
-            <w:tcW w:w="1701" w:type="dxa"/>
-            <w:vAlign w:val="center"/>
-          </w:tcPr>
-          <w:p>
-            <w:pPr>
-              <w:spacing w:after="160"/>
-              <w:jc w:val="center"/>
-              <w:rPr>
-                <w:rFonts w:ascii="TH Sarabun New" w:hAnsi="TH Sarabun New" w:cs="TH Sarabun New"/>
-                <w:sz w:val="32"/>
-                <w:szCs w:val="32"/>
-                <w:cs/>
-              </w:rPr>
-            </w:pPr>
-          </w:p>
-        </w:tc>
-      </w:tr>
-    </w:tbl>
-    <w:p>
-      <w:pPr>
-        <w:spacing w:after="160"/>
-        <w:jc w:val="center"/>
-        <w:rPr>
-          <w:rFonts w:ascii="TH Sarabun New" w:hAnsi="TH Sarabun New" w:cs="TH Sarabun New" w:hint="cs"/>
           <w:b/>
           <w:bCs/>
           <w:sz w:val="32"/>
@@ -11511,30 +12048,6 @@
     </w:p>
     <w:p>
       <w:pPr>
-        <w:spacing w:after="160"/>
-        <w:rPr>
-          <w:rFonts w:ascii="TH Sarabun New" w:hAnsi="TH Sarabun New" w:cs="TH Sarabun New"/>
-          <w:b/>
-          <w:bCs/>
-          <w:sz w:val="32"/>
-          <w:szCs w:val="32"/>
-          <w:cs/>
-        </w:rPr>
-      </w:pPr>
-      <w:r>
-        <w:rPr>
-          <w:rFonts w:ascii="TH Sarabun New" w:hAnsi="TH Sarabun New" w:cs="TH Sarabun New"/>
-          <w:b/>
-          <w:bCs/>
-          <w:sz w:val="32"/>
-          <w:szCs w:val="32"/>
-          <w:cs/>
-        </w:rPr>
-        <w:br w:type="page"/>
-      </w:r>
-    </w:p>
-    <w:p>
-      <w:pPr>
         <w:pStyle w:val="ListParagraph"/>
         <w:numPr>
           <w:ilvl w:val="0"/>
@@ -11558,7 +12071,6 @@
           <w:szCs w:val="32"/>
           <w:cs/>
         </w:rPr>
-        <w:lastRenderedPageBreak/>
         <w:t>คุณลักษณะของอุปกรณ์ที่ใช้กับโปรแกรม</w:t>
       </w:r>
     </w:p>
@@ -11733,7 +12245,17 @@
           <w:szCs w:val="32"/>
           <w:cs/>
         </w:rPr>
-        <w:t xml:space="preserve">จะช่วยเพิ่มความถี่และความแม่นยำในการวิเคราะห์ ใช้ร่วมกับกล้องเว็บแคมหรือกล้องวงจรปิดเครือข่ายที่ส่งสัญญาณผ่านโพรโทคอล </w:t>
+        <w:t>จะช่วยเพิ่มความถี่และความแม่นยำ</w:t>
+      </w:r>
+      <w:r>
+        <w:rPr>
+          <w:rFonts w:ascii="TH Sarabun New" w:hAnsi="TH Sarabun New" w:cs="TH Sarabun New" w:hint="cs"/>
+          <w:sz w:val="32"/>
+          <w:szCs w:val="32"/>
+          <w:cs/>
+        </w:rPr>
+        <w:lastRenderedPageBreak/>
+        <w:t xml:space="preserve">ในการวิเคราะห์ ใช้ร่วมกับกล้องเว็บแคมหรือกล้องวงจรปิดเครือข่ายที่ส่งสัญญาณผ่านโพรโทคอล </w:t>
       </w:r>
       <w:r>
         <w:rPr>
@@ -12109,42 +12631,29 @@
           <w:bCs/>
           <w:sz w:val="32"/>
           <w:szCs w:val="32"/>
-          <w:cs/>
-        </w:rPr>
-      </w:pPr>
-      <w:r>
+        </w:rPr>
+      </w:pPr>
+    </w:p>
+    <w:p>
+      <w:pPr>
+        <w:spacing w:after="160"/>
         <w:rPr>
           <w:rFonts w:ascii="TH Sarabun New" w:hAnsi="TH Sarabun New" w:cs="TH Sarabun New"/>
           <w:b/>
           <w:bCs/>
           <w:sz w:val="32"/>
           <w:szCs w:val="32"/>
-          <w:cs/>
-        </w:rPr>
-        <w:br w:type="page"/>
-      </w:r>
-    </w:p>
-    <w:p>
-      <w:pPr>
-        <w:spacing w:after="160"/>
-        <w:rPr>
-          <w:rFonts w:ascii="TH Sarabun New" w:hAnsi="TH Sarabun New" w:cs="TH Sarabun New"/>
+        </w:rPr>
+      </w:pPr>
+      <w:r>
+        <w:rPr>
+          <w:rFonts w:ascii="TH Sarabun New" w:hAnsi="TH Sarabun New" w:cs="TH Sarabun New" w:hint="cs"/>
           <w:b/>
           <w:bCs/>
           <w:sz w:val="32"/>
           <w:szCs w:val="32"/>
-        </w:rPr>
-      </w:pPr>
-      <w:r>
-        <w:rPr>
-          <w:rFonts w:ascii="TH Sarabun New" w:hAnsi="TH Sarabun New" w:cs="TH Sarabun New" w:hint="cs"/>
-          <w:b/>
-          <w:bCs/>
-          <w:sz w:val="32"/>
-          <w:szCs w:val="32"/>
-          <w:cs/>
-        </w:rPr>
-        <w:lastRenderedPageBreak/>
+          <w:cs/>
+        </w:rPr>
         <w:t>ปัญหาและอุปสรรค</w:t>
       </w:r>
     </w:p>
@@ -12237,6 +12746,7 @@
           <w:szCs w:val="32"/>
           <w:cs/>
         </w:rPr>
+        <w:lastRenderedPageBreak/>
         <w:t>การลดลงของความแม่นยำเมื่อบุคคลถูกบดบัง</w:t>
       </w:r>
       <w:r>
@@ -12663,17 +13173,7 @@
           <w:szCs w:val="32"/>
           <w:cs/>
         </w:rPr>
-        <w:t>โดยการออกแบบ</w:t>
-      </w:r>
-      <w:r>
-        <w:rPr>
-          <w:rFonts w:ascii="TH Sarabun New" w:hAnsi="TH Sarabun New" w:cs="TH Sarabun New"/>
-          <w:sz w:val="32"/>
-          <w:szCs w:val="32"/>
-          <w:cs/>
-        </w:rPr>
-        <w:lastRenderedPageBreak/>
-        <w:t xml:space="preserve">ตั้งแต่ต้น ข้อเสนอแนะสำหรับขั้นต่อไปคือ ควรนำระบบไปติดตั้งทดลองใช้ในโรงงานจริงอย่างน้อย </w:t>
+        <w:t xml:space="preserve">โดยการออกแบบตั้งแต่ต้น ข้อเสนอแนะสำหรับขั้นต่อไปคือ ควรนำระบบไปติดตั้งทดลองใช้ในโรงงานจริงอย่างน้อย </w:t>
       </w:r>
       <w:r>
         <w:rPr>
@@ -12796,7 +13296,17 @@
           <w:szCs w:val="32"/>
           <w:cs/>
         </w:rPr>
-        <w:t>ระบบช่วยลดจำนวนอุบัติเหตุจากการทำงานและปกป้องคุณภาพชีวิตของแรงงานไทย ซึ่งเป็นทรัพยากรหลักของภาคอุตสาหกรรม</w:t>
+        <w:t>ระบบช่วยลดจำนวนอุบัติเหตุจากการทำงานและ</w:t>
+      </w:r>
+      <w:r>
+        <w:rPr>
+          <w:rFonts w:ascii="TH Sarabun New" w:hAnsi="TH Sarabun New" w:cs="TH Sarabun New"/>
+          <w:sz w:val="32"/>
+          <w:szCs w:val="32"/>
+          <w:cs/>
+        </w:rPr>
+        <w:lastRenderedPageBreak/>
+        <w:t>ปกป้องคุณภาพชีวิตของแรงงานไทย ซึ่งเป็นทรัพยากรหลักของภาคอุตสาหกรรม</w:t>
       </w:r>
       <w:r>
         <w:rPr>
@@ -14569,6 +15079,20 @@
         </w:rPr>
         <w:t>คู่มือการใช้งานอย่างละเอียด</w:t>
       </w:r>
+    </w:p>
+    <w:p>
+      <w:pPr>
+        <w:pStyle w:val="ListParagraph"/>
+        <w:spacing w:after="160"/>
+        <w:ind w:left="360"/>
+        <w:rPr>
+          <w:rFonts w:ascii="TH Sarabun New" w:hAnsi="TH Sarabun New" w:cs="TH Sarabun New"/>
+          <w:b/>
+          <w:bCs/>
+          <w:sz w:val="32"/>
+          <w:szCs w:val="32"/>
+        </w:rPr>
+      </w:pPr>
     </w:p>
     <w:p>
       <w:pPr>
@@ -16907,7 +17431,7 @@
   <w:style w:type="paragraph" w:default="1" w:styleId="Normal">
     <w:name w:val="Normal"/>
     <w:qFormat/>
-    <w:rsid w:val="001808D2"/>
+    <w:rsid w:val="00842265"/>
     <w:pPr>
       <w:spacing w:after="0"/>
     </w:pPr>
@@ -17121,6 +17645,7 @@
   <w:style w:type="character" w:default="1" w:styleId="DefaultParagraphFont">
     <w:name w:val="Default Paragraph Font"/>
     <w:uiPriority w:val="1"/>
+    <w:semiHidden/>
     <w:unhideWhenUsed/>
   </w:style>
   <w:style w:type="table" w:default="1" w:styleId="TableNormal">
@@ -17621,6 +18146,16 @@
       </w:tblBorders>
     </w:tblPr>
   </w:style>
+  <w:style w:type="character" w:styleId="PlaceholderText">
+    <w:name w:val="Placeholder Text"/>
+    <w:basedOn w:val="DefaultParagraphFont"/>
+    <w:uiPriority w:val="99"/>
+    <w:semiHidden/>
+    <w:rsid w:val="00264A37"/>
+    <w:rPr>
+      <w:color w:val="666666"/>
+    </w:rPr>
+  </w:style>
 </w:styles>
 </file>
 
